--- a/lessons/3-4/downloads/reveal/teacher/3.4-session-2-prerequisite-practice-a.docx
+++ b/lessons/3-4/downloads/reveal/teacher/3.4-session-2-prerequisite-practice-a.docx
@@ -15,10 +15,28 @@
         <w:rPr>
           <w:rFonts w:ascii="Avenir Next" w:hAnsi="Avenir Next" w:cs="Avenir Next" w:eastAsia="Avenir Next"/>
           <w:color w:val="1A1A1A"/>
+          <w:sz w:val="22"/>
+          <w:szCs w:val="20"/>
+        </w:rPr>
+        <w:t xml:space="preserve">Name</w:t>
+      </w:r>
+      <w:r>
+        <w:rPr>
+          <w:rFonts w:ascii="Avenir Next" w:hAnsi="Avenir Next" w:cs="Avenir Next" w:eastAsia="Avenir Next"/>
+          <w:color w:val="1A1A1A"/>
           <w:sz w:val="20"/>
           <w:szCs w:val="20"/>
         </w:rPr>
-        <w:t xml:space="preserve">Name</w:t>
+        <w:tab/>
+      </w:r>
+      <w:r>
+        <w:rPr>
+          <w:rFonts w:ascii="Avenir Next" w:hAnsi="Avenir Next" w:cs="Avenir Next" w:eastAsia="Avenir Next"/>
+          <w:color w:val="1A1A1A"/>
+          <w:sz w:val="22"/>
+          <w:szCs w:val="20"/>
+        </w:rPr>
+        <w:t xml:space="preserve">   Date</w:t>
       </w:r>
       <w:r>
         <w:rPr>
@@ -33,25 +51,7 @@
         <w:rPr>
           <w:rFonts w:ascii="Avenir Next" w:hAnsi="Avenir Next" w:cs="Avenir Next" w:eastAsia="Avenir Next"/>
           <w:color w:val="1A1A1A"/>
-          <w:sz w:val="20"/>
-          <w:szCs w:val="20"/>
-        </w:rPr>
-        <w:t xml:space="preserve">   Date</w:t>
-      </w:r>
-      <w:r>
-        <w:rPr>
-          <w:rFonts w:ascii="Avenir Next" w:hAnsi="Avenir Next" w:cs="Avenir Next" w:eastAsia="Avenir Next"/>
-          <w:color w:val="1A1A1A"/>
-          <w:sz w:val="20"/>
-          <w:szCs w:val="20"/>
-        </w:rPr>
-        <w:tab/>
-      </w:r>
-      <w:r>
-        <w:rPr>
-          <w:rFonts w:ascii="Avenir Next" w:hAnsi="Avenir Next" w:cs="Avenir Next" w:eastAsia="Avenir Next"/>
-          <w:color w:val="1A1A1A"/>
-          <w:sz w:val="20"/>
+          <w:sz w:val="22"/>
           <w:szCs w:val="20"/>
         </w:rPr>
         <w:t xml:space="preserve">   Period</w:t>
@@ -78,7 +78,7 @@
           <w:caps/>
           <w:color w:val="003A70"/>
           <w:spacing w:val="12"/>
-          <w:sz w:val="19"/>
+          <w:sz w:val="22"/>
           <w:szCs w:val="19"/>
         </w:rPr>
         <w:t xml:space="preserve">Lesson 3-4  ·  Session 2  ·  Prerequisite Practice A  ·  Skill 1 of 2</w:t>
@@ -86,6 +86,7 @@
     </w:p>
     <w:p>
       <w:pPr>
+        <w:pStyle w:val="Heading1"/>
         <w:keepNext/>
         <w:spacing w:before="0" w:after="10" w:line="240" w:lineRule="auto"/>
       </w:pPr>
@@ -111,7 +112,7 @@
         <w:rPr>
           <w:rFonts w:ascii="Avenir Next" w:hAnsi="Avenir Next" w:cs="Avenir Next" w:eastAsia="Avenir Next"/>
           <w:color w:val="5A5F66"/>
-          <w:sz w:val="17"/>
+          <w:sz w:val="22"/>
           <w:szCs w:val="17"/>
         </w:rPr>
         <w:t xml:space="preserve">Builds on Grade 5 · 5.G.A.1</w:t>
@@ -154,6 +155,7 @@
           </w:tcPr>
           <w:p>
             <w:pPr>
+              <w:pStyle w:val="Heading2"/>
               <w:spacing w:before="0" w:after="0" w:line="252" w:lineRule="auto"/>
             </w:pPr>
             <w:r>
@@ -183,7 +185,7 @@
               <w:rPr>
                 <w:rFonts w:ascii="Avenir Next" w:hAnsi="Avenir Next" w:cs="Avenir Next" w:eastAsia="Avenir Next"/>
                 <w:color w:val="1A1A1A"/>
-                <w:sz w:val="20"/>
+                <w:sz w:val="22"/>
                 <w:szCs w:val="20"/>
               </w:rPr>
               <w:t xml:space="preserve">You will read points like (1, 5) on a graph of bracelets and charms.</w:t>
@@ -203,6 +205,7 @@
           </w:tcPr>
           <w:p>
             <w:pPr>
+              <w:pStyle w:val="Heading2"/>
               <w:spacing w:before="0" w:after="0" w:line="252" w:lineRule="auto"/>
             </w:pPr>
             <w:r>
@@ -232,7 +235,7 @@
               <w:rPr>
                 <w:rFonts w:ascii="Avenir Next" w:hAnsi="Avenir Next" w:cs="Avenir Next" w:eastAsia="Avenir Next"/>
                 <w:color w:val="1A1A1A"/>
-                <w:sz w:val="20"/>
+                <w:sz w:val="22"/>
                 <w:szCs w:val="20"/>
               </w:rPr>
               <w:t xml:space="preserve">Name a point, like 2 right and 10 up is (2, 10).  </w:t>
@@ -242,7 +245,7 @@
                 <w:rFonts w:ascii="Avenir Next" w:hAnsi="Avenir Next" w:cs="Avenir Next" w:eastAsia="Avenir Next"/>
                 <w:b/>
                 <w:color w:val="1A1A1A"/>
-                <w:sz w:val="20"/>
+                <w:sz w:val="22"/>
                 <w:szCs w:val="20"/>
               </w:rPr>
               <w:t xml:space="preserve">You will use it in Practice Form A, problem 2.</w:t>
@@ -253,6 +256,7 @@
     </w:tbl>
     <w:p>
       <w:pPr>
+        <w:pStyle w:val="Heading2"/>
         <w:keepNext/>
         <w:pBdr>
           <w:bottom w:val="single" w:sz="8" w:space="3" w:color="003A70"/>
@@ -268,7 +272,7 @@
           <w:b/>
           <w:color w:val="003A70"/>
           <w:spacing w:val="14"/>
-          <w:sz w:val="19"/>
+          <w:sz w:val="22"/>
           <w:szCs w:val="19"/>
         </w:rPr>
         <w:t xml:space="preserve">STEPS TO FOLLOW</w:t>
@@ -287,7 +291,7 @@
           <w:rFonts w:ascii="Avenir Next" w:hAnsi="Avenir Next" w:cs="Avenir Next" w:eastAsia="Avenir Next"/>
           <w:i/>
           <w:color w:val="5A5F66"/>
-          <w:sz w:val="17"/>
+          <w:sz w:val="22"/>
           <w:szCs w:val="17"/>
         </w:rPr>
         <w:t xml:space="preserve">use these same steps on every problem</w:t>
@@ -329,6 +333,7 @@
           </w:tcPr>
           <w:p>
             <w:pPr>
+              <w:pStyle w:val="Heading1"/>
               <w:spacing w:before="0" w:after="0" w:line="240" w:lineRule="auto"/>
               <w:jc w:val="center"/>
             </w:pPr>
@@ -357,7 +362,7 @@
               <w:rPr>
                 <w:rFonts w:ascii="Avenir Next" w:hAnsi="Avenir Next" w:cs="Avenir Next" w:eastAsia="Avenir Next"/>
                 <w:color w:val="1A1A1A"/>
-                <w:sz w:val="21"/>
+                <w:sz w:val="22"/>
                 <w:szCs w:val="21"/>
               </w:rPr>
               <w:t xml:space="preserve">Count how far </w:t>
@@ -367,7 +372,7 @@
                 <w:rFonts w:ascii="Avenir Next" w:hAnsi="Avenir Next" w:cs="Avenir Next" w:eastAsia="Avenir Next"/>
                 <w:b/>
                 <w:color w:val="1A1A1A"/>
-                <w:sz w:val="21"/>
+                <w:sz w:val="22"/>
                 <w:szCs w:val="21"/>
               </w:rPr>
               <w:t xml:space="preserve">right</w:t>
@@ -376,7 +381,7 @@
               <w:rPr>
                 <w:rFonts w:ascii="Avenir Next" w:hAnsi="Avenir Next" w:cs="Avenir Next" w:eastAsia="Avenir Next"/>
                 <w:color w:val="1A1A1A"/>
-                <w:sz w:val="21"/>
+                <w:sz w:val="22"/>
                 <w:szCs w:val="21"/>
               </w:rPr>
               <w:t xml:space="preserve"> from 0. That is x.</w:t>
@@ -395,6 +400,7 @@
           </w:tcPr>
           <w:p>
             <w:pPr>
+              <w:pStyle w:val="Heading1"/>
               <w:spacing w:before="0" w:after="0" w:line="240" w:lineRule="auto"/>
               <w:jc w:val="center"/>
             </w:pPr>
@@ -423,7 +429,7 @@
               <w:rPr>
                 <w:rFonts w:ascii="Avenir Next" w:hAnsi="Avenir Next" w:cs="Avenir Next" w:eastAsia="Avenir Next"/>
                 <w:color w:val="1A1A1A"/>
-                <w:sz w:val="21"/>
+                <w:sz w:val="22"/>
                 <w:szCs w:val="21"/>
               </w:rPr>
               <w:t xml:space="preserve">Count how far </w:t>
@@ -433,7 +439,7 @@
                 <w:rFonts w:ascii="Avenir Next" w:hAnsi="Avenir Next" w:cs="Avenir Next" w:eastAsia="Avenir Next"/>
                 <w:b/>
                 <w:color w:val="1A1A1A"/>
-                <w:sz w:val="21"/>
+                <w:sz w:val="22"/>
                 <w:szCs w:val="21"/>
               </w:rPr>
               <w:t xml:space="preserve">up</w:t>
@@ -442,7 +448,7 @@
               <w:rPr>
                 <w:rFonts w:ascii="Avenir Next" w:hAnsi="Avenir Next" w:cs="Avenir Next" w:eastAsia="Avenir Next"/>
                 <w:color w:val="1A1A1A"/>
-                <w:sz w:val="21"/>
+                <w:sz w:val="22"/>
                 <w:szCs w:val="21"/>
               </w:rPr>
               <w:t xml:space="preserve"> from 0. That is y.</w:t>
@@ -461,6 +467,7 @@
           </w:tcPr>
           <w:p>
             <w:pPr>
+              <w:pStyle w:val="Heading1"/>
               <w:spacing w:before="0" w:after="0" w:line="240" w:lineRule="auto"/>
               <w:jc w:val="center"/>
             </w:pPr>
@@ -490,7 +497,7 @@
                 <w:rFonts w:ascii="Avenir Next" w:hAnsi="Avenir Next" w:cs="Avenir Next" w:eastAsia="Avenir Next"/>
                 <w:b/>
                 <w:color w:val="1A1A1A"/>
-                <w:sz w:val="21"/>
+                <w:sz w:val="22"/>
                 <w:szCs w:val="21"/>
               </w:rPr>
               <w:t xml:space="preserve">Write</w:t>
@@ -499,7 +506,7 @@
               <w:rPr>
                 <w:rFonts w:ascii="Avenir Next" w:hAnsi="Avenir Next" w:cs="Avenir Next" w:eastAsia="Avenir Next"/>
                 <w:color w:val="1A1A1A"/>
-                <w:sz w:val="21"/>
+                <w:sz w:val="22"/>
                 <w:szCs w:val="21"/>
               </w:rPr>
               <w:t xml:space="preserve"> (x, y). The right number goes first.</w:t>
@@ -510,6 +517,7 @@
     </w:tbl>
     <w:p>
       <w:pPr>
+        <w:pStyle w:val="Heading2"/>
         <w:keepNext/>
         <w:pBdr>
           <w:bottom w:val="single" w:sz="8" w:space="3" w:color="003A70"/>
@@ -525,7 +533,7 @@
           <w:b/>
           <w:color w:val="003A70"/>
           <w:spacing w:val="14"/>
-          <w:sz w:val="19"/>
+          <w:sz w:val="22"/>
           <w:szCs w:val="19"/>
         </w:rPr>
         <w:t xml:space="preserve">WATCH ME</w:t>
@@ -544,7 +552,7 @@
           <w:rFonts w:ascii="Avenir Next" w:hAnsi="Avenir Next" w:cs="Avenir Next" w:eastAsia="Avenir Next"/>
           <w:i/>
           <w:color w:val="5A5F66"/>
-          <w:sz w:val="17"/>
+          <w:sz w:val="22"/>
           <w:szCs w:val="17"/>
         </w:rPr>
         <w:t xml:space="preserve">the steps in action</w:t>
@@ -593,7 +601,7 @@
                 <w:rFonts w:ascii="Avenir Next" w:hAnsi="Avenir Next" w:cs="Avenir Next" w:eastAsia="Avenir Next"/>
                 <w:b/>
                 <w:color w:val="1A1A1A"/>
-                <w:sz w:val="21"/>
+                <w:sz w:val="22"/>
                 <w:szCs w:val="21"/>
               </w:rPr>
               <w:t xml:space="preserve">Name point P.</w:t>
@@ -612,25 +620,25 @@
                 <w:rFonts w:ascii="Avenir Next" w:hAnsi="Avenir Next" w:cs="Avenir Next" w:eastAsia="Avenir Next"/>
                 <w:b/>
                 <w:color w:val="003A70"/>
+                <w:sz w:val="22"/>
+                <w:szCs w:val="19"/>
+              </w:rPr>
+              <w:t xml:space="preserve">Step 1</w:t>
+            </w:r>
+            <w:r>
+              <w:rPr>
+                <w:rFonts w:ascii="Avenir Next" w:hAnsi="Avenir Next" w:cs="Avenir Next" w:eastAsia="Avenir Next"/>
+                <w:color w:val="1A1A1A"/>
                 <w:sz w:val="19"/>
                 <w:szCs w:val="19"/>
               </w:rPr>
-              <w:t xml:space="preserve">Step 1</w:t>
-            </w:r>
-            <w:r>
-              <w:rPr>
-                <w:rFonts w:ascii="Avenir Next" w:hAnsi="Avenir Next" w:cs="Avenir Next" w:eastAsia="Avenir Next"/>
-                <w:color w:val="1A1A1A"/>
-                <w:sz w:val="19"/>
-                <w:szCs w:val="19"/>
-              </w:rPr>
               <w:tab/>
             </w:r>
             <w:r>
               <w:rPr>
                 <w:rFonts w:ascii="Avenir Next" w:hAnsi="Avenir Next" w:cs="Avenir Next" w:eastAsia="Avenir Next"/>
                 <w:color w:val="1A1A1A"/>
-                <w:sz w:val="21"/>
+                <w:sz w:val="22"/>
                 <w:szCs w:val="21"/>
               </w:rPr>
               <w:t xml:space="preserve">P is 5 right. x = 5.</w:t>
@@ -649,25 +657,25 @@
                 <w:rFonts w:ascii="Avenir Next" w:hAnsi="Avenir Next" w:cs="Avenir Next" w:eastAsia="Avenir Next"/>
                 <w:b/>
                 <w:color w:val="003A70"/>
+                <w:sz w:val="22"/>
+                <w:szCs w:val="19"/>
+              </w:rPr>
+              <w:t xml:space="preserve">Step 2</w:t>
+            </w:r>
+            <w:r>
+              <w:rPr>
+                <w:rFonts w:ascii="Avenir Next" w:hAnsi="Avenir Next" w:cs="Avenir Next" w:eastAsia="Avenir Next"/>
+                <w:color w:val="1A1A1A"/>
                 <w:sz w:val="19"/>
                 <w:szCs w:val="19"/>
               </w:rPr>
-              <w:t xml:space="preserve">Step 2</w:t>
-            </w:r>
-            <w:r>
-              <w:rPr>
-                <w:rFonts w:ascii="Avenir Next" w:hAnsi="Avenir Next" w:cs="Avenir Next" w:eastAsia="Avenir Next"/>
-                <w:color w:val="1A1A1A"/>
-                <w:sz w:val="19"/>
-                <w:szCs w:val="19"/>
-              </w:rPr>
               <w:tab/>
             </w:r>
             <w:r>
               <w:rPr>
                 <w:rFonts w:ascii="Avenir Next" w:hAnsi="Avenir Next" w:cs="Avenir Next" w:eastAsia="Avenir Next"/>
                 <w:color w:val="1A1A1A"/>
-                <w:sz w:val="21"/>
+                <w:sz w:val="22"/>
                 <w:szCs w:val="21"/>
               </w:rPr>
               <w:t xml:space="preserve">P is 2 up. y = 2.</w:t>
@@ -686,25 +694,25 @@
                 <w:rFonts w:ascii="Avenir Next" w:hAnsi="Avenir Next" w:cs="Avenir Next" w:eastAsia="Avenir Next"/>
                 <w:b/>
                 <w:color w:val="003A70"/>
+                <w:sz w:val="22"/>
+                <w:szCs w:val="19"/>
+              </w:rPr>
+              <w:t xml:space="preserve">Step 3</w:t>
+            </w:r>
+            <w:r>
+              <w:rPr>
+                <w:rFonts w:ascii="Avenir Next" w:hAnsi="Avenir Next" w:cs="Avenir Next" w:eastAsia="Avenir Next"/>
+                <w:color w:val="1A1A1A"/>
                 <w:sz w:val="19"/>
                 <w:szCs w:val="19"/>
               </w:rPr>
-              <w:t xml:space="preserve">Step 3</w:t>
-            </w:r>
-            <w:r>
-              <w:rPr>
-                <w:rFonts w:ascii="Avenir Next" w:hAnsi="Avenir Next" w:cs="Avenir Next" w:eastAsia="Avenir Next"/>
-                <w:color w:val="1A1A1A"/>
-                <w:sz w:val="19"/>
-                <w:szCs w:val="19"/>
-              </w:rPr>
               <w:tab/>
             </w:r>
             <w:r>
               <w:rPr>
                 <w:rFonts w:ascii="Avenir Next" w:hAnsi="Avenir Next" w:cs="Avenir Next" w:eastAsia="Avenir Next"/>
                 <w:color w:val="1A1A1A"/>
-                <w:sz w:val="21"/>
+                <w:sz w:val="22"/>
                 <w:szCs w:val="21"/>
               </w:rPr>
               <w:t xml:space="preserve">Write (5, 2).</w:t>
@@ -723,18 +731,18 @@
                 <w:rFonts w:ascii="Avenir Next" w:hAnsi="Avenir Next" w:cs="Avenir Next" w:eastAsia="Avenir Next"/>
                 <w:b/>
                 <w:color w:val="1A1A1A"/>
+                <w:sz w:val="22"/>
+                <w:szCs w:val="21"/>
+              </w:rPr>
+              <w:t xml:space="preserve">Answer</w:t>
+            </w:r>
+            <w:r>
+              <w:rPr>
+                <w:rFonts w:ascii="Avenir Next" w:hAnsi="Avenir Next" w:cs="Avenir Next" w:eastAsia="Avenir Next"/>
+                <w:color w:val="1A1A1A"/>
                 <w:sz w:val="21"/>
                 <w:szCs w:val="21"/>
               </w:rPr>
-              <w:t xml:space="preserve">Answer</w:t>
-            </w:r>
-            <w:r>
-              <w:rPr>
-                <w:rFonts w:ascii="Avenir Next" w:hAnsi="Avenir Next" w:cs="Avenir Next" w:eastAsia="Avenir Next"/>
-                <w:color w:val="1A1A1A"/>
-                <w:sz w:val="21"/>
-                <w:szCs w:val="21"/>
-              </w:rPr>
               <w:tab/>
             </w:r>
             <w:r>
@@ -742,7 +750,7 @@
                 <w:rFonts w:ascii="Avenir Next" w:hAnsi="Avenir Next" w:cs="Avenir Next" w:eastAsia="Avenir Next"/>
                 <w:b/>
                 <w:color w:val="1A1A1A"/>
-                <w:sz w:val="21"/>
+                <w:sz w:val="22"/>
                 <w:szCs w:val="21"/>
               </w:rPr>
               <w:t xml:space="preserve">(5, 2)</w:t>
@@ -763,7 +771,7 @@
               <w:drawing>
                 <wp:inline distT="0" distB="0" distL="0" distR="0">
                   <wp:extent cx="1545336" cy="1508760"/>
-                  <wp:docPr id="1" name="Figure 1"/>
+                  <wp:docPr id="1" name="Figure 1" descr="Coordinate grid. Horizontal axis x: 0 to 6, ticks every 1. Vertical axis y: 0 to 6, ticks every 1. Points: x: 5; y: 2; label: P, x: 3; y: 4; label: Q."/>
                   <a:graphic xmlns:a="http://schemas.openxmlformats.org/drawingml/2006/main">
                     <a:graphicData uri="http://schemas.openxmlformats.org/drawingml/2006/picture">
                       <pic:pic xmlns:pic="http://schemas.openxmlformats.org/drawingml/2006/picture">
@@ -803,6 +811,7 @@
     </w:p>
     <w:p>
       <w:pPr>
+        <w:pStyle w:val="Heading2"/>
         <w:keepNext/>
         <w:pBdr>
           <w:bottom w:val="single" w:sz="8" w:space="3" w:color="003A70"/>
@@ -818,7 +827,7 @@
           <w:b/>
           <w:color w:val="003A70"/>
           <w:spacing w:val="14"/>
-          <w:sz w:val="19"/>
+          <w:sz w:val="22"/>
           <w:szCs w:val="19"/>
         </w:rPr>
         <w:t xml:space="preserve">TRY IT WITH HELP</w:t>
@@ -837,7 +846,7 @@
           <w:rFonts w:ascii="Avenir Next" w:hAnsi="Avenir Next" w:cs="Avenir Next" w:eastAsia="Avenir Next"/>
           <w:i/>
           <w:color w:val="5A5F66"/>
-          <w:sz w:val="17"/>
+          <w:sz w:val="22"/>
           <w:szCs w:val="17"/>
         </w:rPr>
         <w:t xml:space="preserve">fill in each step</w:t>
@@ -895,35 +904,35 @@
           <w:rFonts w:ascii="Avenir Next" w:hAnsi="Avenir Next" w:cs="Avenir Next" w:eastAsia="Avenir Next"/>
           <w:b/>
           <w:color w:val="003A70"/>
+          <w:sz w:val="22"/>
+          <w:szCs w:val="18"/>
+        </w:rPr>
+        <w:t xml:space="preserve">Step 1</w:t>
+      </w:r>
+      <w:r>
+        <w:rPr>
+          <w:rFonts w:ascii="Avenir Next" w:hAnsi="Avenir Next" w:cs="Avenir Next" w:eastAsia="Avenir Next"/>
+          <w:color w:val="1A1A1A"/>
           <w:sz w:val="18"/>
           <w:szCs w:val="18"/>
         </w:rPr>
-        <w:t xml:space="preserve">Step 1</w:t>
-      </w:r>
-      <w:r>
-        <w:rPr>
-          <w:rFonts w:ascii="Avenir Next" w:hAnsi="Avenir Next" w:cs="Avenir Next" w:eastAsia="Avenir Next"/>
-          <w:color w:val="1A1A1A"/>
-          <w:sz w:val="18"/>
-          <w:szCs w:val="18"/>
-        </w:rPr>
         <w:tab/>
       </w:r>
       <w:r>
         <w:rPr>
           <w:rFonts w:ascii="Avenir Next" w:hAnsi="Avenir Next" w:cs="Avenir Next" w:eastAsia="Avenir Next"/>
           <w:color w:val="1A1A1A"/>
+          <w:sz w:val="22"/>
+          <w:szCs w:val="21"/>
+        </w:rPr>
+        <w:t xml:space="preserve">Q is </w:t>
+      </w:r>
+      <w:r>
+        <w:rPr>
+          <w:rFonts w:ascii="Avenir Next" w:hAnsi="Avenir Next" w:cs="Avenir Next" w:eastAsia="Avenir Next"/>
+          <w:color w:val="1A1A1A"/>
           <w:sz w:val="21"/>
           <w:szCs w:val="21"/>
-        </w:rPr>
-        <w:t xml:space="preserve">Q is </w:t>
-      </w:r>
-      <w:r>
-        <w:rPr>
-          <w:rFonts w:ascii="Avenir Next" w:hAnsi="Avenir Next" w:cs="Avenir Next" w:eastAsia="Avenir Next"/>
-          <w:color w:val="1A1A1A"/>
-          <w:sz w:val="21"/>
-          <w:szCs w:val="21"/>
           <w:u w:val="single"/>
         </w:rPr>
         <w:t xml:space="preserve">                </w:t>
@@ -932,7 +941,7 @@
         <w:rPr>
           <w:rFonts w:ascii="Avenir Next" w:hAnsi="Avenir Next" w:cs="Avenir Next" w:eastAsia="Avenir Next"/>
           <w:color w:val="1A1A1A"/>
-          <w:sz w:val="21"/>
+          <w:sz w:val="22"/>
           <w:szCs w:val="21"/>
         </w:rPr>
         <w:t xml:space="preserve"> right.</w:t>
@@ -952,35 +961,35 @@
           <w:rFonts w:ascii="Avenir Next" w:hAnsi="Avenir Next" w:cs="Avenir Next" w:eastAsia="Avenir Next"/>
           <w:b/>
           <w:color w:val="003A70"/>
+          <w:sz w:val="22"/>
+          <w:szCs w:val="18"/>
+        </w:rPr>
+        <w:t xml:space="preserve">Step 2</w:t>
+      </w:r>
+      <w:r>
+        <w:rPr>
+          <w:rFonts w:ascii="Avenir Next" w:hAnsi="Avenir Next" w:cs="Avenir Next" w:eastAsia="Avenir Next"/>
+          <w:color w:val="1A1A1A"/>
           <w:sz w:val="18"/>
           <w:szCs w:val="18"/>
         </w:rPr>
-        <w:t xml:space="preserve">Step 2</w:t>
-      </w:r>
-      <w:r>
-        <w:rPr>
-          <w:rFonts w:ascii="Avenir Next" w:hAnsi="Avenir Next" w:cs="Avenir Next" w:eastAsia="Avenir Next"/>
-          <w:color w:val="1A1A1A"/>
-          <w:sz w:val="18"/>
-          <w:szCs w:val="18"/>
-        </w:rPr>
         <w:tab/>
       </w:r>
       <w:r>
         <w:rPr>
           <w:rFonts w:ascii="Avenir Next" w:hAnsi="Avenir Next" w:cs="Avenir Next" w:eastAsia="Avenir Next"/>
           <w:color w:val="1A1A1A"/>
+          <w:sz w:val="22"/>
+          <w:szCs w:val="21"/>
+        </w:rPr>
+        <w:t xml:space="preserve">Q is </w:t>
+      </w:r>
+      <w:r>
+        <w:rPr>
+          <w:rFonts w:ascii="Avenir Next" w:hAnsi="Avenir Next" w:cs="Avenir Next" w:eastAsia="Avenir Next"/>
+          <w:color w:val="1A1A1A"/>
           <w:sz w:val="21"/>
           <w:szCs w:val="21"/>
-        </w:rPr>
-        <w:t xml:space="preserve">Q is </w:t>
-      </w:r>
-      <w:r>
-        <w:rPr>
-          <w:rFonts w:ascii="Avenir Next" w:hAnsi="Avenir Next" w:cs="Avenir Next" w:eastAsia="Avenir Next"/>
-          <w:color w:val="1A1A1A"/>
-          <w:sz w:val="21"/>
-          <w:szCs w:val="21"/>
           <w:u w:val="single"/>
         </w:rPr>
         <w:t xml:space="preserve">                </w:t>
@@ -989,7 +998,7 @@
         <w:rPr>
           <w:rFonts w:ascii="Avenir Next" w:hAnsi="Avenir Next" w:cs="Avenir Next" w:eastAsia="Avenir Next"/>
           <w:color w:val="1A1A1A"/>
-          <w:sz w:val="21"/>
+          <w:sz w:val="22"/>
           <w:szCs w:val="21"/>
         </w:rPr>
         <w:t xml:space="preserve"> up.</w:t>
@@ -1009,28 +1018,47 @@
           <w:rFonts w:ascii="Avenir Next" w:hAnsi="Avenir Next" w:cs="Avenir Next" w:eastAsia="Avenir Next"/>
           <w:b/>
           <w:color w:val="003A70"/>
+          <w:sz w:val="22"/>
+          <w:szCs w:val="18"/>
+        </w:rPr>
+        <w:t xml:space="preserve">Step 3</w:t>
+      </w:r>
+      <w:r>
+        <w:rPr>
+          <w:rFonts w:ascii="Avenir Next" w:hAnsi="Avenir Next" w:cs="Avenir Next" w:eastAsia="Avenir Next"/>
+          <w:color w:val="1A1A1A"/>
           <w:sz w:val="18"/>
           <w:szCs w:val="18"/>
         </w:rPr>
-        <w:t xml:space="preserve">Step 3</w:t>
-      </w:r>
-      <w:r>
-        <w:rPr>
-          <w:rFonts w:ascii="Avenir Next" w:hAnsi="Avenir Next" w:cs="Avenir Next" w:eastAsia="Avenir Next"/>
-          <w:color w:val="1A1A1A"/>
-          <w:sz w:val="18"/>
-          <w:szCs w:val="18"/>
-        </w:rPr>
         <w:tab/>
       </w:r>
       <w:r>
         <w:rPr>
           <w:rFonts w:ascii="Avenir Next" w:hAnsi="Avenir Next" w:cs="Avenir Next" w:eastAsia="Avenir Next"/>
           <w:color w:val="1A1A1A"/>
+          <w:sz w:val="22"/>
+          <w:szCs w:val="21"/>
+        </w:rPr>
+        <w:t xml:space="preserve">Q is at (</w:t>
+      </w:r>
+      <w:r>
+        <w:rPr>
+          <w:rFonts w:ascii="Avenir Next" w:hAnsi="Avenir Next" w:cs="Avenir Next" w:eastAsia="Avenir Next"/>
+          <w:color w:val="1A1A1A"/>
           <w:sz w:val="21"/>
           <w:szCs w:val="21"/>
-        </w:rPr>
-        <w:t xml:space="preserve">Q is at (</w:t>
+          <w:u w:val="single"/>
+        </w:rPr>
+        <w:t xml:space="preserve">                </w:t>
+      </w:r>
+      <w:r>
+        <w:rPr>
+          <w:rFonts w:ascii="Avenir Next" w:hAnsi="Avenir Next" w:cs="Avenir Next" w:eastAsia="Avenir Next"/>
+          <w:color w:val="1A1A1A"/>
+          <w:sz w:val="22"/>
+          <w:szCs w:val="21"/>
+        </w:rPr>
+        <w:t xml:space="preserve">, </w:t>
       </w:r>
       <w:r>
         <w:rPr>
@@ -1046,26 +1074,7 @@
         <w:rPr>
           <w:rFonts w:ascii="Avenir Next" w:hAnsi="Avenir Next" w:cs="Avenir Next" w:eastAsia="Avenir Next"/>
           <w:color w:val="1A1A1A"/>
-          <w:sz w:val="21"/>
-          <w:szCs w:val="21"/>
-        </w:rPr>
-        <w:t xml:space="preserve">, </w:t>
-      </w:r>
-      <w:r>
-        <w:rPr>
-          <w:rFonts w:ascii="Avenir Next" w:hAnsi="Avenir Next" w:cs="Avenir Next" w:eastAsia="Avenir Next"/>
-          <w:color w:val="1A1A1A"/>
-          <w:sz w:val="21"/>
-          <w:szCs w:val="21"/>
-          <w:u w:val="single"/>
-        </w:rPr>
-        <w:t xml:space="preserve">                </w:t>
-      </w:r>
-      <w:r>
-        <w:rPr>
-          <w:rFonts w:ascii="Avenir Next" w:hAnsi="Avenir Next" w:cs="Avenir Next" w:eastAsia="Avenir Next"/>
-          <w:color w:val="1A1A1A"/>
-          <w:sz w:val="21"/>
+          <w:sz w:val="22"/>
           <w:szCs w:val="21"/>
         </w:rPr>
         <w:t xml:space="preserve">).</w:t>
@@ -1128,35 +1137,35 @@
           <w:rFonts w:ascii="Avenir Next" w:hAnsi="Avenir Next" w:cs="Avenir Next" w:eastAsia="Avenir Next"/>
           <w:b/>
           <w:color w:val="003A70"/>
+          <w:sz w:val="22"/>
+          <w:szCs w:val="18"/>
+        </w:rPr>
+        <w:t xml:space="preserve">Step 1</w:t>
+      </w:r>
+      <w:r>
+        <w:rPr>
+          <w:rFonts w:ascii="Avenir Next" w:hAnsi="Avenir Next" w:cs="Avenir Next" w:eastAsia="Avenir Next"/>
+          <w:color w:val="1A1A1A"/>
           <w:sz w:val="18"/>
           <w:szCs w:val="18"/>
         </w:rPr>
-        <w:t xml:space="preserve">Step 1</w:t>
-      </w:r>
-      <w:r>
-        <w:rPr>
-          <w:rFonts w:ascii="Avenir Next" w:hAnsi="Avenir Next" w:cs="Avenir Next" w:eastAsia="Avenir Next"/>
-          <w:color w:val="1A1A1A"/>
-          <w:sz w:val="18"/>
-          <w:szCs w:val="18"/>
-        </w:rPr>
         <w:tab/>
       </w:r>
       <w:r>
         <w:rPr>
           <w:rFonts w:ascii="Avenir Next" w:hAnsi="Avenir Next" w:cs="Avenir Next" w:eastAsia="Avenir Next"/>
           <w:color w:val="1A1A1A"/>
+          <w:sz w:val="22"/>
+          <w:szCs w:val="21"/>
+        </w:rPr>
+        <w:t xml:space="preserve">It is </w:t>
+      </w:r>
+      <w:r>
+        <w:rPr>
+          <w:rFonts w:ascii="Avenir Next" w:hAnsi="Avenir Next" w:cs="Avenir Next" w:eastAsia="Avenir Next"/>
+          <w:color w:val="1A1A1A"/>
           <w:sz w:val="21"/>
           <w:szCs w:val="21"/>
-        </w:rPr>
-        <w:t xml:space="preserve">It is </w:t>
-      </w:r>
-      <w:r>
-        <w:rPr>
-          <w:rFonts w:ascii="Avenir Next" w:hAnsi="Avenir Next" w:cs="Avenir Next" w:eastAsia="Avenir Next"/>
-          <w:color w:val="1A1A1A"/>
-          <w:sz w:val="21"/>
-          <w:szCs w:val="21"/>
           <w:u w:val="single"/>
         </w:rPr>
         <w:t xml:space="preserve">                </w:t>
@@ -1165,7 +1174,7 @@
         <w:rPr>
           <w:rFonts w:ascii="Avenir Next" w:hAnsi="Avenir Next" w:cs="Avenir Next" w:eastAsia="Avenir Next"/>
           <w:color w:val="1A1A1A"/>
-          <w:sz w:val="21"/>
+          <w:sz w:val="22"/>
           <w:szCs w:val="21"/>
         </w:rPr>
         <w:t xml:space="preserve"> right.</w:t>
@@ -1185,35 +1194,35 @@
           <w:rFonts w:ascii="Avenir Next" w:hAnsi="Avenir Next" w:cs="Avenir Next" w:eastAsia="Avenir Next"/>
           <w:b/>
           <w:color w:val="003A70"/>
+          <w:sz w:val="22"/>
+          <w:szCs w:val="18"/>
+        </w:rPr>
+        <w:t xml:space="preserve">Step 2</w:t>
+      </w:r>
+      <w:r>
+        <w:rPr>
+          <w:rFonts w:ascii="Avenir Next" w:hAnsi="Avenir Next" w:cs="Avenir Next" w:eastAsia="Avenir Next"/>
+          <w:color w:val="1A1A1A"/>
           <w:sz w:val="18"/>
           <w:szCs w:val="18"/>
         </w:rPr>
-        <w:t xml:space="preserve">Step 2</w:t>
-      </w:r>
-      <w:r>
-        <w:rPr>
-          <w:rFonts w:ascii="Avenir Next" w:hAnsi="Avenir Next" w:cs="Avenir Next" w:eastAsia="Avenir Next"/>
-          <w:color w:val="1A1A1A"/>
-          <w:sz w:val="18"/>
-          <w:szCs w:val="18"/>
-        </w:rPr>
         <w:tab/>
       </w:r>
       <w:r>
         <w:rPr>
           <w:rFonts w:ascii="Avenir Next" w:hAnsi="Avenir Next" w:cs="Avenir Next" w:eastAsia="Avenir Next"/>
           <w:color w:val="1A1A1A"/>
+          <w:sz w:val="22"/>
+          <w:szCs w:val="21"/>
+        </w:rPr>
+        <w:t xml:space="preserve">It is </w:t>
+      </w:r>
+      <w:r>
+        <w:rPr>
+          <w:rFonts w:ascii="Avenir Next" w:hAnsi="Avenir Next" w:cs="Avenir Next" w:eastAsia="Avenir Next"/>
+          <w:color w:val="1A1A1A"/>
           <w:sz w:val="21"/>
           <w:szCs w:val="21"/>
-        </w:rPr>
-        <w:t xml:space="preserve">It is </w:t>
-      </w:r>
-      <w:r>
-        <w:rPr>
-          <w:rFonts w:ascii="Avenir Next" w:hAnsi="Avenir Next" w:cs="Avenir Next" w:eastAsia="Avenir Next"/>
-          <w:color w:val="1A1A1A"/>
-          <w:sz w:val="21"/>
-          <w:szCs w:val="21"/>
           <w:u w:val="single"/>
         </w:rPr>
         <w:t xml:space="preserve">                </w:t>
@@ -1222,7 +1231,7 @@
         <w:rPr>
           <w:rFonts w:ascii="Avenir Next" w:hAnsi="Avenir Next" w:cs="Avenir Next" w:eastAsia="Avenir Next"/>
           <w:color w:val="1A1A1A"/>
-          <w:sz w:val="21"/>
+          <w:sz w:val="22"/>
           <w:szCs w:val="21"/>
         </w:rPr>
         <w:t xml:space="preserve"> up.</w:t>
@@ -1242,28 +1251,47 @@
           <w:rFonts w:ascii="Avenir Next" w:hAnsi="Avenir Next" w:cs="Avenir Next" w:eastAsia="Avenir Next"/>
           <w:b/>
           <w:color w:val="003A70"/>
+          <w:sz w:val="22"/>
+          <w:szCs w:val="18"/>
+        </w:rPr>
+        <w:t xml:space="preserve">Step 3</w:t>
+      </w:r>
+      <w:r>
+        <w:rPr>
+          <w:rFonts w:ascii="Avenir Next" w:hAnsi="Avenir Next" w:cs="Avenir Next" w:eastAsia="Avenir Next"/>
+          <w:color w:val="1A1A1A"/>
           <w:sz w:val="18"/>
           <w:szCs w:val="18"/>
         </w:rPr>
-        <w:t xml:space="preserve">Step 3</w:t>
-      </w:r>
-      <w:r>
-        <w:rPr>
-          <w:rFonts w:ascii="Avenir Next" w:hAnsi="Avenir Next" w:cs="Avenir Next" w:eastAsia="Avenir Next"/>
-          <w:color w:val="1A1A1A"/>
-          <w:sz w:val="18"/>
-          <w:szCs w:val="18"/>
-        </w:rPr>
         <w:tab/>
       </w:r>
       <w:r>
         <w:rPr>
           <w:rFonts w:ascii="Avenir Next" w:hAnsi="Avenir Next" w:cs="Avenir Next" w:eastAsia="Avenir Next"/>
           <w:color w:val="1A1A1A"/>
+          <w:sz w:val="22"/>
+          <w:szCs w:val="21"/>
+        </w:rPr>
+        <w:t xml:space="preserve">It is at (</w:t>
+      </w:r>
+      <w:r>
+        <w:rPr>
+          <w:rFonts w:ascii="Avenir Next" w:hAnsi="Avenir Next" w:cs="Avenir Next" w:eastAsia="Avenir Next"/>
+          <w:color w:val="1A1A1A"/>
           <w:sz w:val="21"/>
           <w:szCs w:val="21"/>
-        </w:rPr>
-        <w:t xml:space="preserve">It is at (</w:t>
+          <w:u w:val="single"/>
+        </w:rPr>
+        <w:t xml:space="preserve">                </w:t>
+      </w:r>
+      <w:r>
+        <w:rPr>
+          <w:rFonts w:ascii="Avenir Next" w:hAnsi="Avenir Next" w:cs="Avenir Next" w:eastAsia="Avenir Next"/>
+          <w:color w:val="1A1A1A"/>
+          <w:sz w:val="22"/>
+          <w:szCs w:val="21"/>
+        </w:rPr>
+        <w:t xml:space="preserve">, </w:t>
       </w:r>
       <w:r>
         <w:rPr>
@@ -1279,26 +1307,7 @@
         <w:rPr>
           <w:rFonts w:ascii="Avenir Next" w:hAnsi="Avenir Next" w:cs="Avenir Next" w:eastAsia="Avenir Next"/>
           <w:color w:val="1A1A1A"/>
-          <w:sz w:val="21"/>
-          <w:szCs w:val="21"/>
-        </w:rPr>
-        <w:t xml:space="preserve">, </w:t>
-      </w:r>
-      <w:r>
-        <w:rPr>
-          <w:rFonts w:ascii="Avenir Next" w:hAnsi="Avenir Next" w:cs="Avenir Next" w:eastAsia="Avenir Next"/>
-          <w:color w:val="1A1A1A"/>
-          <w:sz w:val="21"/>
-          <w:szCs w:val="21"/>
-          <w:u w:val="single"/>
-        </w:rPr>
-        <w:t xml:space="preserve">                </w:t>
-      </w:r>
-      <w:r>
-        <w:rPr>
-          <w:rFonts w:ascii="Avenir Next" w:hAnsi="Avenir Next" w:cs="Avenir Next" w:eastAsia="Avenir Next"/>
-          <w:color w:val="1A1A1A"/>
-          <w:sz w:val="21"/>
+          <w:sz w:val="22"/>
           <w:szCs w:val="21"/>
         </w:rPr>
         <w:t xml:space="preserve">).</w:t>
@@ -1311,6 +1320,7 @@
     </w:p>
     <w:p>
       <w:pPr>
+        <w:pStyle w:val="Heading2"/>
         <w:keepNext/>
         <w:pBdr>
           <w:bottom w:val="single" w:sz="8" w:space="3" w:color="003A70"/>
@@ -1326,7 +1336,7 @@
           <w:b/>
           <w:color w:val="003A70"/>
           <w:spacing w:val="14"/>
-          <w:sz w:val="19"/>
+          <w:sz w:val="22"/>
           <w:szCs w:val="19"/>
         </w:rPr>
         <w:t xml:space="preserve">YOUR TURN</w:t>
@@ -1345,7 +1355,7 @@
           <w:rFonts w:ascii="Avenir Next" w:hAnsi="Avenir Next" w:cs="Avenir Next" w:eastAsia="Avenir Next"/>
           <w:i/>
           <w:color w:val="5A5F66"/>
-          <w:sz w:val="17"/>
+          <w:sz w:val="22"/>
           <w:szCs w:val="17"/>
         </w:rPr>
         <w:t xml:space="preserve">use the steps on your own</w:t>
@@ -1517,7 +1527,7 @@
                       <w:szCs w:val="22"/>
                       <w:u w:val="single"/>
                     </w:rPr>
-                    <w:t xml:space="preserve">        </w:t>
+                    <w:t xml:space="preserve">            </w:t>
                   </w:r>
                 </w:p>
               </w:tc>
@@ -1579,7 +1589,7 @@
                       <w:szCs w:val="22"/>
                       <w:u w:val="single"/>
                     </w:rPr>
-                    <w:t xml:space="preserve">        </w:t>
+                    <w:t xml:space="preserve">            </w:t>
                   </w:r>
                 </w:p>
               </w:tc>
@@ -1641,7 +1651,7 @@
                       <w:szCs w:val="22"/>
                       <w:u w:val="single"/>
                     </w:rPr>
-                    <w:t xml:space="preserve">        </w:t>
+                    <w:t xml:space="preserve">            </w:t>
                   </w:r>
                 </w:p>
               </w:tc>
@@ -1709,7 +1719,7 @@
                       <w:szCs w:val="22"/>
                       <w:u w:val="single"/>
                     </w:rPr>
-                    <w:t xml:space="preserve">        </w:t>
+                    <w:t xml:space="preserve">            </w:t>
                   </w:r>
                 </w:p>
               </w:tc>
@@ -1771,7 +1781,7 @@
                       <w:szCs w:val="22"/>
                       <w:u w:val="single"/>
                     </w:rPr>
-                    <w:t xml:space="preserve">        </w:t>
+                    <w:t xml:space="preserve">            </w:t>
                   </w:r>
                 </w:p>
               </w:tc>
@@ -1833,7 +1843,7 @@
                       <w:szCs w:val="22"/>
                       <w:u w:val="single"/>
                     </w:rPr>
-                    <w:t xml:space="preserve">        </w:t>
+                    <w:t xml:space="preserve">            </w:t>
                   </w:r>
                 </w:p>
               </w:tc>
@@ -1865,7 +1875,7 @@
           <w:caps/>
           <w:color w:val="003A70"/>
           <w:spacing w:val="12"/>
-          <w:sz w:val="19"/>
+          <w:sz w:val="22"/>
           <w:szCs w:val="19"/>
         </w:rPr>
         <w:t xml:space="preserve">Lesson 3-4  ·  Session 2  ·  Prerequisite Practice A  ·  Skill 2 of 2</w:t>
@@ -1873,6 +1883,7 @@
     </w:p>
     <w:p>
       <w:pPr>
+        <w:pStyle w:val="Heading1"/>
         <w:keepNext/>
         <w:spacing w:before="0" w:after="10" w:line="240" w:lineRule="auto"/>
       </w:pPr>
@@ -1898,7 +1909,7 @@
         <w:rPr>
           <w:rFonts w:ascii="Avenir Next" w:hAnsi="Avenir Next" w:cs="Avenir Next" w:eastAsia="Avenir Next"/>
           <w:color w:val="5A5F66"/>
-          <w:sz w:val="17"/>
+          <w:sz w:val="22"/>
           <w:szCs w:val="17"/>
         </w:rPr>
         <w:t xml:space="preserve">Builds on Grade 5 · 5.NBT.B.6</w:t>
@@ -1941,6 +1952,7 @@
           </w:tcPr>
           <w:p>
             <w:pPr>
+              <w:pStyle w:val="Heading2"/>
               <w:spacing w:before="0" w:after="0" w:line="252" w:lineRule="auto"/>
             </w:pPr>
             <w:r>
@@ -1970,7 +1982,7 @@
               <w:rPr>
                 <w:rFonts w:ascii="Avenir Next" w:hAnsi="Avenir Next" w:cs="Avenir Next" w:eastAsia="Avenir Next"/>
                 <w:color w:val="1A1A1A"/>
-                <w:sz w:val="20"/>
+                <w:sz w:val="22"/>
                 <w:szCs w:val="20"/>
               </w:rPr>
               <w:t xml:space="preserve">You will find a rider’s unit rate, like 36 km in 3 hours is 36 ÷ 3.</w:t>
@@ -1990,6 +2002,7 @@
           </w:tcPr>
           <w:p>
             <w:pPr>
+              <w:pStyle w:val="Heading2"/>
               <w:spacing w:before="0" w:after="0" w:line="252" w:lineRule="auto"/>
             </w:pPr>
             <w:r>
@@ -2019,7 +2032,7 @@
               <w:rPr>
                 <w:rFonts w:ascii="Avenir Next" w:hAnsi="Avenir Next" w:cs="Avenir Next" w:eastAsia="Avenir Next"/>
                 <w:color w:val="1A1A1A"/>
-                <w:sz w:val="20"/>
+                <w:sz w:val="22"/>
                 <w:szCs w:val="20"/>
               </w:rPr>
               <w:t xml:space="preserve">Divide a bigger number, like 96 ÷ 8 = 12.  </w:t>
@@ -2029,7 +2042,7 @@
                 <w:rFonts w:ascii="Avenir Next" w:hAnsi="Avenir Next" w:cs="Avenir Next" w:eastAsia="Avenir Next"/>
                 <w:b/>
                 <w:color w:val="1A1A1A"/>
-                <w:sz w:val="20"/>
+                <w:sz w:val="22"/>
                 <w:szCs w:val="20"/>
               </w:rPr>
               <w:t xml:space="preserve">You will use it in Practice Form A, problems 1 and 8.</w:t>
@@ -2040,6 +2053,7 @@
     </w:tbl>
     <w:p>
       <w:pPr>
+        <w:pStyle w:val="Heading2"/>
         <w:keepNext/>
         <w:pBdr>
           <w:bottom w:val="single" w:sz="8" w:space="3" w:color="003A70"/>
@@ -2055,7 +2069,7 @@
           <w:b/>
           <w:color w:val="003A70"/>
           <w:spacing w:val="14"/>
-          <w:sz w:val="19"/>
+          <w:sz w:val="22"/>
           <w:szCs w:val="19"/>
         </w:rPr>
         <w:t xml:space="preserve">STEPS TO FOLLOW</w:t>
@@ -2074,7 +2088,7 @@
           <w:rFonts w:ascii="Avenir Next" w:hAnsi="Avenir Next" w:cs="Avenir Next" w:eastAsia="Avenir Next"/>
           <w:i/>
           <w:color w:val="5A5F66"/>
-          <w:sz w:val="17"/>
+          <w:sz w:val="22"/>
           <w:szCs w:val="17"/>
         </w:rPr>
         <w:t xml:space="preserve">use these same steps on every problem</w:t>
@@ -2116,6 +2130,7 @@
           </w:tcPr>
           <w:p>
             <w:pPr>
+              <w:pStyle w:val="Heading1"/>
               <w:spacing w:before="0" w:after="0" w:line="240" w:lineRule="auto"/>
               <w:jc w:val="center"/>
             </w:pPr>
@@ -2145,7 +2160,7 @@
                 <w:rFonts w:ascii="Avenir Next" w:hAnsi="Avenir Next" w:cs="Avenir Next" w:eastAsia="Avenir Next"/>
                 <w:b/>
                 <w:color w:val="1A1A1A"/>
-                <w:sz w:val="21"/>
+                <w:sz w:val="22"/>
                 <w:szCs w:val="21"/>
               </w:rPr>
               <w:t xml:space="preserve">Break</w:t>
@@ -2154,7 +2169,7 @@
               <w:rPr>
                 <w:rFonts w:ascii="Avenir Next" w:hAnsi="Avenir Next" w:cs="Avenir Next" w:eastAsia="Avenir Next"/>
                 <w:color w:val="1A1A1A"/>
-                <w:sz w:val="21"/>
+                <w:sz w:val="22"/>
                 <w:szCs w:val="21"/>
               </w:rPr>
               <w:t xml:space="preserve"> the number into easy parts you can divide.</w:t>
@@ -2173,6 +2188,7 @@
           </w:tcPr>
           <w:p>
             <w:pPr>
+              <w:pStyle w:val="Heading1"/>
               <w:spacing w:before="0" w:after="0" w:line="240" w:lineRule="auto"/>
               <w:jc w:val="center"/>
             </w:pPr>
@@ -2202,7 +2218,7 @@
                 <w:rFonts w:ascii="Avenir Next" w:hAnsi="Avenir Next" w:cs="Avenir Next" w:eastAsia="Avenir Next"/>
                 <w:b/>
                 <w:color w:val="1A1A1A"/>
-                <w:sz w:val="21"/>
+                <w:sz w:val="22"/>
                 <w:szCs w:val="21"/>
               </w:rPr>
               <w:t xml:space="preserve">Divide</w:t>
@@ -2211,7 +2227,7 @@
               <w:rPr>
                 <w:rFonts w:ascii="Avenir Next" w:hAnsi="Avenir Next" w:cs="Avenir Next" w:eastAsia="Avenir Next"/>
                 <w:color w:val="1A1A1A"/>
-                <w:sz w:val="21"/>
+                <w:sz w:val="22"/>
                 <w:szCs w:val="21"/>
               </w:rPr>
               <w:t xml:space="preserve"> each part.</w:t>
@@ -2230,6 +2246,7 @@
           </w:tcPr>
           <w:p>
             <w:pPr>
+              <w:pStyle w:val="Heading1"/>
               <w:spacing w:before="0" w:after="0" w:line="240" w:lineRule="auto"/>
               <w:jc w:val="center"/>
             </w:pPr>
@@ -2259,7 +2276,7 @@
                 <w:rFonts w:ascii="Avenir Next" w:hAnsi="Avenir Next" w:cs="Avenir Next" w:eastAsia="Avenir Next"/>
                 <w:b/>
                 <w:color w:val="1A1A1A"/>
-                <w:sz w:val="21"/>
+                <w:sz w:val="22"/>
                 <w:szCs w:val="21"/>
               </w:rPr>
               <w:t xml:space="preserve">Add</w:t>
@@ -2268,7 +2285,7 @@
               <w:rPr>
                 <w:rFonts w:ascii="Avenir Next" w:hAnsi="Avenir Next" w:cs="Avenir Next" w:eastAsia="Avenir Next"/>
                 <w:color w:val="1A1A1A"/>
-                <w:sz w:val="21"/>
+                <w:sz w:val="22"/>
                 <w:szCs w:val="21"/>
               </w:rPr>
               <w:t xml:space="preserve"> the answers.</w:t>
@@ -2279,6 +2296,7 @@
     </w:tbl>
     <w:p>
       <w:pPr>
+        <w:pStyle w:val="Heading2"/>
         <w:keepNext/>
         <w:pBdr>
           <w:bottom w:val="single" w:sz="8" w:space="3" w:color="003A70"/>
@@ -2294,7 +2312,7 @@
           <w:b/>
           <w:color w:val="003A70"/>
           <w:spacing w:val="14"/>
-          <w:sz w:val="19"/>
+          <w:sz w:val="22"/>
           <w:szCs w:val="19"/>
         </w:rPr>
         <w:t xml:space="preserve">WATCH ME</w:t>
@@ -2313,7 +2331,7 @@
           <w:rFonts w:ascii="Avenir Next" w:hAnsi="Avenir Next" w:cs="Avenir Next" w:eastAsia="Avenir Next"/>
           <w:i/>
           <w:color w:val="5A5F66"/>
-          <w:sz w:val="17"/>
+          <w:sz w:val="22"/>
           <w:szCs w:val="17"/>
         </w:rPr>
         <w:t xml:space="preserve">the steps in action</w:t>
@@ -2328,7 +2346,7 @@
           <w:rFonts w:ascii="Avenir Next" w:hAnsi="Avenir Next" w:cs="Avenir Next" w:eastAsia="Avenir Next"/>
           <w:b/>
           <w:color w:val="1A1A1A"/>
-          <w:sz w:val="21"/>
+          <w:sz w:val="22"/>
           <w:szCs w:val="21"/>
         </w:rPr>
         <w:t xml:space="preserve">Find 96 ÷ 8.</w:t>
@@ -2347,25 +2365,25 @@
           <w:rFonts w:ascii="Avenir Next" w:hAnsi="Avenir Next" w:cs="Avenir Next" w:eastAsia="Avenir Next"/>
           <w:b/>
           <w:color w:val="003A70"/>
+          <w:sz w:val="22"/>
+          <w:szCs w:val="19"/>
+        </w:rPr>
+        <w:t xml:space="preserve">Step 1</w:t>
+      </w:r>
+      <w:r>
+        <w:rPr>
+          <w:rFonts w:ascii="Avenir Next" w:hAnsi="Avenir Next" w:cs="Avenir Next" w:eastAsia="Avenir Next"/>
+          <w:color w:val="1A1A1A"/>
           <w:sz w:val="19"/>
           <w:szCs w:val="19"/>
         </w:rPr>
-        <w:t xml:space="preserve">Step 1</w:t>
-      </w:r>
-      <w:r>
-        <w:rPr>
-          <w:rFonts w:ascii="Avenir Next" w:hAnsi="Avenir Next" w:cs="Avenir Next" w:eastAsia="Avenir Next"/>
-          <w:color w:val="1A1A1A"/>
-          <w:sz w:val="19"/>
-          <w:szCs w:val="19"/>
-        </w:rPr>
         <w:tab/>
       </w:r>
       <w:r>
         <w:rPr>
           <w:rFonts w:ascii="Avenir Next" w:hAnsi="Avenir Next" w:cs="Avenir Next" w:eastAsia="Avenir Next"/>
           <w:color w:val="1A1A1A"/>
-          <w:sz w:val="21"/>
+          <w:sz w:val="22"/>
           <w:szCs w:val="21"/>
         </w:rPr>
         <w:t xml:space="preserve">96 = 80 + 16.</w:t>
@@ -2384,25 +2402,25 @@
           <w:rFonts w:ascii="Avenir Next" w:hAnsi="Avenir Next" w:cs="Avenir Next" w:eastAsia="Avenir Next"/>
           <w:b/>
           <w:color w:val="003A70"/>
+          <w:sz w:val="22"/>
+          <w:szCs w:val="19"/>
+        </w:rPr>
+        <w:t xml:space="preserve">Step 2</w:t>
+      </w:r>
+      <w:r>
+        <w:rPr>
+          <w:rFonts w:ascii="Avenir Next" w:hAnsi="Avenir Next" w:cs="Avenir Next" w:eastAsia="Avenir Next"/>
+          <w:color w:val="1A1A1A"/>
           <w:sz w:val="19"/>
           <w:szCs w:val="19"/>
         </w:rPr>
-        <w:t xml:space="preserve">Step 2</w:t>
-      </w:r>
-      <w:r>
-        <w:rPr>
-          <w:rFonts w:ascii="Avenir Next" w:hAnsi="Avenir Next" w:cs="Avenir Next" w:eastAsia="Avenir Next"/>
-          <w:color w:val="1A1A1A"/>
-          <w:sz w:val="19"/>
-          <w:szCs w:val="19"/>
-        </w:rPr>
         <w:tab/>
       </w:r>
       <w:r>
         <w:rPr>
           <w:rFonts w:ascii="Avenir Next" w:hAnsi="Avenir Next" w:cs="Avenir Next" w:eastAsia="Avenir Next"/>
           <w:color w:val="1A1A1A"/>
-          <w:sz w:val="21"/>
+          <w:sz w:val="22"/>
           <w:szCs w:val="21"/>
         </w:rPr>
         <w:t xml:space="preserve">80 ÷ 8 = 10 and 16 ÷ 8 = 2.</w:t>
@@ -2421,25 +2439,25 @@
           <w:rFonts w:ascii="Avenir Next" w:hAnsi="Avenir Next" w:cs="Avenir Next" w:eastAsia="Avenir Next"/>
           <w:b/>
           <w:color w:val="003A70"/>
+          <w:sz w:val="22"/>
+          <w:szCs w:val="19"/>
+        </w:rPr>
+        <w:t xml:space="preserve">Step 3</w:t>
+      </w:r>
+      <w:r>
+        <w:rPr>
+          <w:rFonts w:ascii="Avenir Next" w:hAnsi="Avenir Next" w:cs="Avenir Next" w:eastAsia="Avenir Next"/>
+          <w:color w:val="1A1A1A"/>
           <w:sz w:val="19"/>
           <w:szCs w:val="19"/>
         </w:rPr>
-        <w:t xml:space="preserve">Step 3</w:t>
-      </w:r>
-      <w:r>
-        <w:rPr>
-          <w:rFonts w:ascii="Avenir Next" w:hAnsi="Avenir Next" w:cs="Avenir Next" w:eastAsia="Avenir Next"/>
-          <w:color w:val="1A1A1A"/>
-          <w:sz w:val="19"/>
-          <w:szCs w:val="19"/>
-        </w:rPr>
         <w:tab/>
       </w:r>
       <w:r>
         <w:rPr>
           <w:rFonts w:ascii="Avenir Next" w:hAnsi="Avenir Next" w:cs="Avenir Next" w:eastAsia="Avenir Next"/>
           <w:color w:val="1A1A1A"/>
-          <w:sz w:val="21"/>
+          <w:sz w:val="22"/>
           <w:szCs w:val="21"/>
         </w:rPr>
         <w:t xml:space="preserve">10 + 2 = 12.</w:t>
@@ -2458,18 +2476,18 @@
           <w:rFonts w:ascii="Avenir Next" w:hAnsi="Avenir Next" w:cs="Avenir Next" w:eastAsia="Avenir Next"/>
           <w:b/>
           <w:color w:val="1A1A1A"/>
+          <w:sz w:val="22"/>
+          <w:szCs w:val="21"/>
+        </w:rPr>
+        <w:t xml:space="preserve">Answer</w:t>
+      </w:r>
+      <w:r>
+        <w:rPr>
+          <w:rFonts w:ascii="Avenir Next" w:hAnsi="Avenir Next" w:cs="Avenir Next" w:eastAsia="Avenir Next"/>
+          <w:color w:val="1A1A1A"/>
           <w:sz w:val="21"/>
           <w:szCs w:val="21"/>
         </w:rPr>
-        <w:t xml:space="preserve">Answer</w:t>
-      </w:r>
-      <w:r>
-        <w:rPr>
-          <w:rFonts w:ascii="Avenir Next" w:hAnsi="Avenir Next" w:cs="Avenir Next" w:eastAsia="Avenir Next"/>
-          <w:color w:val="1A1A1A"/>
-          <w:sz w:val="21"/>
-          <w:szCs w:val="21"/>
-        </w:rPr>
         <w:tab/>
       </w:r>
       <w:r>
@@ -2477,7 +2495,7 @@
           <w:rFonts w:ascii="Avenir Next" w:hAnsi="Avenir Next" w:cs="Avenir Next" w:eastAsia="Avenir Next"/>
           <w:b/>
           <w:color w:val="1A1A1A"/>
-          <w:sz w:val="21"/>
+          <w:sz w:val="22"/>
           <w:szCs w:val="21"/>
         </w:rPr>
         <w:t xml:space="preserve">12</w:t>
@@ -2485,6 +2503,7 @@
     </w:p>
     <w:p>
       <w:pPr>
+        <w:pStyle w:val="Heading2"/>
         <w:keepNext/>
         <w:pBdr>
           <w:bottom w:val="single" w:sz="8" w:space="3" w:color="003A70"/>
@@ -2500,7 +2519,7 @@
           <w:b/>
           <w:color w:val="003A70"/>
           <w:spacing w:val="14"/>
-          <w:sz w:val="19"/>
+          <w:sz w:val="22"/>
           <w:szCs w:val="19"/>
         </w:rPr>
         <w:t xml:space="preserve">TRY IT WITH HELP</w:t>
@@ -2519,7 +2538,7 @@
           <w:rFonts w:ascii="Avenir Next" w:hAnsi="Avenir Next" w:cs="Avenir Next" w:eastAsia="Avenir Next"/>
           <w:i/>
           <w:color w:val="5A5F66"/>
-          <w:sz w:val="17"/>
+          <w:sz w:val="22"/>
           <w:szCs w:val="17"/>
         </w:rPr>
         <w:t xml:space="preserve">fill in each step</w:t>
@@ -2577,35 +2596,35 @@
           <w:rFonts w:ascii="Avenir Next" w:hAnsi="Avenir Next" w:cs="Avenir Next" w:eastAsia="Avenir Next"/>
           <w:b/>
           <w:color w:val="003A70"/>
+          <w:sz w:val="22"/>
+          <w:szCs w:val="18"/>
+        </w:rPr>
+        <w:t xml:space="preserve">Step 1</w:t>
+      </w:r>
+      <w:r>
+        <w:rPr>
+          <w:rFonts w:ascii="Avenir Next" w:hAnsi="Avenir Next" w:cs="Avenir Next" w:eastAsia="Avenir Next"/>
+          <w:color w:val="1A1A1A"/>
           <w:sz w:val="18"/>
           <w:szCs w:val="18"/>
         </w:rPr>
-        <w:t xml:space="preserve">Step 1</w:t>
-      </w:r>
-      <w:r>
-        <w:rPr>
-          <w:rFonts w:ascii="Avenir Next" w:hAnsi="Avenir Next" w:cs="Avenir Next" w:eastAsia="Avenir Next"/>
-          <w:color w:val="1A1A1A"/>
-          <w:sz w:val="18"/>
-          <w:szCs w:val="18"/>
-        </w:rPr>
         <w:tab/>
       </w:r>
       <w:r>
         <w:rPr>
           <w:rFonts w:ascii="Avenir Next" w:hAnsi="Avenir Next" w:cs="Avenir Next" w:eastAsia="Avenir Next"/>
           <w:color w:val="1A1A1A"/>
+          <w:sz w:val="22"/>
+          <w:szCs w:val="21"/>
+        </w:rPr>
+        <w:t xml:space="preserve">72 = 60 + </w:t>
+      </w:r>
+      <w:r>
+        <w:rPr>
+          <w:rFonts w:ascii="Avenir Next" w:hAnsi="Avenir Next" w:cs="Avenir Next" w:eastAsia="Avenir Next"/>
+          <w:color w:val="1A1A1A"/>
           <w:sz w:val="21"/>
           <w:szCs w:val="21"/>
-        </w:rPr>
-        <w:t xml:space="preserve">72 = 60 + </w:t>
-      </w:r>
-      <w:r>
-        <w:rPr>
-          <w:rFonts w:ascii="Avenir Next" w:hAnsi="Avenir Next" w:cs="Avenir Next" w:eastAsia="Avenir Next"/>
-          <w:color w:val="1A1A1A"/>
-          <w:sz w:val="21"/>
-          <w:szCs w:val="21"/>
           <w:u w:val="single"/>
         </w:rPr>
         <w:t xml:space="preserve">                </w:t>
@@ -2614,7 +2633,7 @@
         <w:rPr>
           <w:rFonts w:ascii="Avenir Next" w:hAnsi="Avenir Next" w:cs="Avenir Next" w:eastAsia="Avenir Next"/>
           <w:color w:val="1A1A1A"/>
-          <w:sz w:val="21"/>
+          <w:sz w:val="22"/>
           <w:szCs w:val="21"/>
         </w:rPr>
         <w:t xml:space="preserve">.</w:t>
@@ -2634,28 +2653,47 @@
           <w:rFonts w:ascii="Avenir Next" w:hAnsi="Avenir Next" w:cs="Avenir Next" w:eastAsia="Avenir Next"/>
           <w:b/>
           <w:color w:val="003A70"/>
+          <w:sz w:val="22"/>
+          <w:szCs w:val="18"/>
+        </w:rPr>
+        <w:t xml:space="preserve">Step 2</w:t>
+      </w:r>
+      <w:r>
+        <w:rPr>
+          <w:rFonts w:ascii="Avenir Next" w:hAnsi="Avenir Next" w:cs="Avenir Next" w:eastAsia="Avenir Next"/>
+          <w:color w:val="1A1A1A"/>
           <w:sz w:val="18"/>
           <w:szCs w:val="18"/>
         </w:rPr>
-        <w:t xml:space="preserve">Step 2</w:t>
-      </w:r>
-      <w:r>
-        <w:rPr>
-          <w:rFonts w:ascii="Avenir Next" w:hAnsi="Avenir Next" w:cs="Avenir Next" w:eastAsia="Avenir Next"/>
-          <w:color w:val="1A1A1A"/>
-          <w:sz w:val="18"/>
-          <w:szCs w:val="18"/>
-        </w:rPr>
         <w:tab/>
       </w:r>
       <w:r>
         <w:rPr>
           <w:rFonts w:ascii="Avenir Next" w:hAnsi="Avenir Next" w:cs="Avenir Next" w:eastAsia="Avenir Next"/>
           <w:color w:val="1A1A1A"/>
+          <w:sz w:val="22"/>
+          <w:szCs w:val="21"/>
+        </w:rPr>
+        <w:t xml:space="preserve">60 ÷ 6 = </w:t>
+      </w:r>
+      <w:r>
+        <w:rPr>
+          <w:rFonts w:ascii="Avenir Next" w:hAnsi="Avenir Next" w:cs="Avenir Next" w:eastAsia="Avenir Next"/>
+          <w:color w:val="1A1A1A"/>
           <w:sz w:val="21"/>
           <w:szCs w:val="21"/>
-        </w:rPr>
-        <w:t xml:space="preserve">60 ÷ 6 = </w:t>
+          <w:u w:val="single"/>
+        </w:rPr>
+        <w:t xml:space="preserve">                </w:t>
+      </w:r>
+      <w:r>
+        <w:rPr>
+          <w:rFonts w:ascii="Avenir Next" w:hAnsi="Avenir Next" w:cs="Avenir Next" w:eastAsia="Avenir Next"/>
+          <w:color w:val="1A1A1A"/>
+          <w:sz w:val="22"/>
+          <w:szCs w:val="21"/>
+        </w:rPr>
+        <w:t xml:space="preserve"> and 12 ÷ 6 = </w:t>
       </w:r>
       <w:r>
         <w:rPr>
@@ -2671,26 +2709,7 @@
         <w:rPr>
           <w:rFonts w:ascii="Avenir Next" w:hAnsi="Avenir Next" w:cs="Avenir Next" w:eastAsia="Avenir Next"/>
           <w:color w:val="1A1A1A"/>
-          <w:sz w:val="21"/>
-          <w:szCs w:val="21"/>
-        </w:rPr>
-        <w:t xml:space="preserve"> and 12 ÷ 6 = </w:t>
-      </w:r>
-      <w:r>
-        <w:rPr>
-          <w:rFonts w:ascii="Avenir Next" w:hAnsi="Avenir Next" w:cs="Avenir Next" w:eastAsia="Avenir Next"/>
-          <w:color w:val="1A1A1A"/>
-          <w:sz w:val="21"/>
-          <w:szCs w:val="21"/>
-          <w:u w:val="single"/>
-        </w:rPr>
-        <w:t xml:space="preserve">                </w:t>
-      </w:r>
-      <w:r>
-        <w:rPr>
-          <w:rFonts w:ascii="Avenir Next" w:hAnsi="Avenir Next" w:cs="Avenir Next" w:eastAsia="Avenir Next"/>
-          <w:color w:val="1A1A1A"/>
-          <w:sz w:val="21"/>
+          <w:sz w:val="22"/>
           <w:szCs w:val="21"/>
         </w:rPr>
         <w:t xml:space="preserve">.</w:t>
@@ -2710,35 +2729,35 @@
           <w:rFonts w:ascii="Avenir Next" w:hAnsi="Avenir Next" w:cs="Avenir Next" w:eastAsia="Avenir Next"/>
           <w:b/>
           <w:color w:val="003A70"/>
+          <w:sz w:val="22"/>
+          <w:szCs w:val="18"/>
+        </w:rPr>
+        <w:t xml:space="preserve">Step 3</w:t>
+      </w:r>
+      <w:r>
+        <w:rPr>
+          <w:rFonts w:ascii="Avenir Next" w:hAnsi="Avenir Next" w:cs="Avenir Next" w:eastAsia="Avenir Next"/>
+          <w:color w:val="1A1A1A"/>
           <w:sz w:val="18"/>
           <w:szCs w:val="18"/>
         </w:rPr>
-        <w:t xml:space="preserve">Step 3</w:t>
-      </w:r>
-      <w:r>
-        <w:rPr>
-          <w:rFonts w:ascii="Avenir Next" w:hAnsi="Avenir Next" w:cs="Avenir Next" w:eastAsia="Avenir Next"/>
-          <w:color w:val="1A1A1A"/>
-          <w:sz w:val="18"/>
-          <w:szCs w:val="18"/>
-        </w:rPr>
         <w:tab/>
       </w:r>
       <w:r>
         <w:rPr>
           <w:rFonts w:ascii="Avenir Next" w:hAnsi="Avenir Next" w:cs="Avenir Next" w:eastAsia="Avenir Next"/>
           <w:color w:val="1A1A1A"/>
+          <w:sz w:val="22"/>
+          <w:szCs w:val="21"/>
+        </w:rPr>
+        <w:t xml:space="preserve">10 + 2 = </w:t>
+      </w:r>
+      <w:r>
+        <w:rPr>
+          <w:rFonts w:ascii="Avenir Next" w:hAnsi="Avenir Next" w:cs="Avenir Next" w:eastAsia="Avenir Next"/>
+          <w:color w:val="1A1A1A"/>
           <w:sz w:val="21"/>
           <w:szCs w:val="21"/>
-        </w:rPr>
-        <w:t xml:space="preserve">10 + 2 = </w:t>
-      </w:r>
-      <w:r>
-        <w:rPr>
-          <w:rFonts w:ascii="Avenir Next" w:hAnsi="Avenir Next" w:cs="Avenir Next" w:eastAsia="Avenir Next"/>
-          <w:color w:val="1A1A1A"/>
-          <w:sz w:val="21"/>
-          <w:szCs w:val="21"/>
           <w:u w:val="single"/>
         </w:rPr>
         <w:t xml:space="preserve">                </w:t>
@@ -2747,7 +2766,7 @@
         <w:rPr>
           <w:rFonts w:ascii="Avenir Next" w:hAnsi="Avenir Next" w:cs="Avenir Next" w:eastAsia="Avenir Next"/>
           <w:color w:val="1A1A1A"/>
-          <w:sz w:val="21"/>
+          <w:sz w:val="22"/>
           <w:szCs w:val="21"/>
         </w:rPr>
         <w:t xml:space="preserve">.</w:t>
@@ -2810,35 +2829,35 @@
           <w:rFonts w:ascii="Avenir Next" w:hAnsi="Avenir Next" w:cs="Avenir Next" w:eastAsia="Avenir Next"/>
           <w:b/>
           <w:color w:val="003A70"/>
+          <w:sz w:val="22"/>
+          <w:szCs w:val="18"/>
+        </w:rPr>
+        <w:t xml:space="preserve">Step 1</w:t>
+      </w:r>
+      <w:r>
+        <w:rPr>
+          <w:rFonts w:ascii="Avenir Next" w:hAnsi="Avenir Next" w:cs="Avenir Next" w:eastAsia="Avenir Next"/>
+          <w:color w:val="1A1A1A"/>
           <w:sz w:val="18"/>
           <w:szCs w:val="18"/>
         </w:rPr>
-        <w:t xml:space="preserve">Step 1</w:t>
-      </w:r>
-      <w:r>
-        <w:rPr>
-          <w:rFonts w:ascii="Avenir Next" w:hAnsi="Avenir Next" w:cs="Avenir Next" w:eastAsia="Avenir Next"/>
-          <w:color w:val="1A1A1A"/>
-          <w:sz w:val="18"/>
-          <w:szCs w:val="18"/>
-        </w:rPr>
         <w:tab/>
       </w:r>
       <w:r>
         <w:rPr>
           <w:rFonts w:ascii="Avenir Next" w:hAnsi="Avenir Next" w:cs="Avenir Next" w:eastAsia="Avenir Next"/>
           <w:color w:val="1A1A1A"/>
+          <w:sz w:val="22"/>
+          <w:szCs w:val="21"/>
+        </w:rPr>
+        <w:t xml:space="preserve">135 = 120 + </w:t>
+      </w:r>
+      <w:r>
+        <w:rPr>
+          <w:rFonts w:ascii="Avenir Next" w:hAnsi="Avenir Next" w:cs="Avenir Next" w:eastAsia="Avenir Next"/>
+          <w:color w:val="1A1A1A"/>
           <w:sz w:val="21"/>
           <w:szCs w:val="21"/>
-        </w:rPr>
-        <w:t xml:space="preserve">135 = 120 + </w:t>
-      </w:r>
-      <w:r>
-        <w:rPr>
-          <w:rFonts w:ascii="Avenir Next" w:hAnsi="Avenir Next" w:cs="Avenir Next" w:eastAsia="Avenir Next"/>
-          <w:color w:val="1A1A1A"/>
-          <w:sz w:val="21"/>
-          <w:szCs w:val="21"/>
           <w:u w:val="single"/>
         </w:rPr>
         <w:t xml:space="preserve">                </w:t>
@@ -2847,7 +2866,7 @@
         <w:rPr>
           <w:rFonts w:ascii="Avenir Next" w:hAnsi="Avenir Next" w:cs="Avenir Next" w:eastAsia="Avenir Next"/>
           <w:color w:val="1A1A1A"/>
-          <w:sz w:val="21"/>
+          <w:sz w:val="22"/>
           <w:szCs w:val="21"/>
         </w:rPr>
         <w:t xml:space="preserve">.</w:t>
@@ -2867,28 +2886,47 @@
           <w:rFonts w:ascii="Avenir Next" w:hAnsi="Avenir Next" w:cs="Avenir Next" w:eastAsia="Avenir Next"/>
           <w:b/>
           <w:color w:val="003A70"/>
+          <w:sz w:val="22"/>
+          <w:szCs w:val="18"/>
+        </w:rPr>
+        <w:t xml:space="preserve">Step 2</w:t>
+      </w:r>
+      <w:r>
+        <w:rPr>
+          <w:rFonts w:ascii="Avenir Next" w:hAnsi="Avenir Next" w:cs="Avenir Next" w:eastAsia="Avenir Next"/>
+          <w:color w:val="1A1A1A"/>
           <w:sz w:val="18"/>
           <w:szCs w:val="18"/>
         </w:rPr>
-        <w:t xml:space="preserve">Step 2</w:t>
-      </w:r>
-      <w:r>
-        <w:rPr>
-          <w:rFonts w:ascii="Avenir Next" w:hAnsi="Avenir Next" w:cs="Avenir Next" w:eastAsia="Avenir Next"/>
-          <w:color w:val="1A1A1A"/>
-          <w:sz w:val="18"/>
-          <w:szCs w:val="18"/>
-        </w:rPr>
         <w:tab/>
       </w:r>
       <w:r>
         <w:rPr>
           <w:rFonts w:ascii="Avenir Next" w:hAnsi="Avenir Next" w:cs="Avenir Next" w:eastAsia="Avenir Next"/>
           <w:color w:val="1A1A1A"/>
+          <w:sz w:val="22"/>
+          <w:szCs w:val="21"/>
+        </w:rPr>
+        <w:t xml:space="preserve">120 ÷ 3 = </w:t>
+      </w:r>
+      <w:r>
+        <w:rPr>
+          <w:rFonts w:ascii="Avenir Next" w:hAnsi="Avenir Next" w:cs="Avenir Next" w:eastAsia="Avenir Next"/>
+          <w:color w:val="1A1A1A"/>
           <w:sz w:val="21"/>
           <w:szCs w:val="21"/>
-        </w:rPr>
-        <w:t xml:space="preserve">120 ÷ 3 = </w:t>
+          <w:u w:val="single"/>
+        </w:rPr>
+        <w:t xml:space="preserve">                </w:t>
+      </w:r>
+      <w:r>
+        <w:rPr>
+          <w:rFonts w:ascii="Avenir Next" w:hAnsi="Avenir Next" w:cs="Avenir Next" w:eastAsia="Avenir Next"/>
+          <w:color w:val="1A1A1A"/>
+          <w:sz w:val="22"/>
+          <w:szCs w:val="21"/>
+        </w:rPr>
+        <w:t xml:space="preserve"> and 15 ÷ 3 = </w:t>
       </w:r>
       <w:r>
         <w:rPr>
@@ -2904,26 +2942,7 @@
         <w:rPr>
           <w:rFonts w:ascii="Avenir Next" w:hAnsi="Avenir Next" w:cs="Avenir Next" w:eastAsia="Avenir Next"/>
           <w:color w:val="1A1A1A"/>
-          <w:sz w:val="21"/>
-          <w:szCs w:val="21"/>
-        </w:rPr>
-        <w:t xml:space="preserve"> and 15 ÷ 3 = </w:t>
-      </w:r>
-      <w:r>
-        <w:rPr>
-          <w:rFonts w:ascii="Avenir Next" w:hAnsi="Avenir Next" w:cs="Avenir Next" w:eastAsia="Avenir Next"/>
-          <w:color w:val="1A1A1A"/>
-          <w:sz w:val="21"/>
-          <w:szCs w:val="21"/>
-          <w:u w:val="single"/>
-        </w:rPr>
-        <w:t xml:space="preserve">                </w:t>
-      </w:r>
-      <w:r>
-        <w:rPr>
-          <w:rFonts w:ascii="Avenir Next" w:hAnsi="Avenir Next" w:cs="Avenir Next" w:eastAsia="Avenir Next"/>
-          <w:color w:val="1A1A1A"/>
-          <w:sz w:val="21"/>
+          <w:sz w:val="22"/>
           <w:szCs w:val="21"/>
         </w:rPr>
         <w:t xml:space="preserve">.</w:t>
@@ -2943,35 +2962,35 @@
           <w:rFonts w:ascii="Avenir Next" w:hAnsi="Avenir Next" w:cs="Avenir Next" w:eastAsia="Avenir Next"/>
           <w:b/>
           <w:color w:val="003A70"/>
+          <w:sz w:val="22"/>
+          <w:szCs w:val="18"/>
+        </w:rPr>
+        <w:t xml:space="preserve">Step 3</w:t>
+      </w:r>
+      <w:r>
+        <w:rPr>
+          <w:rFonts w:ascii="Avenir Next" w:hAnsi="Avenir Next" w:cs="Avenir Next" w:eastAsia="Avenir Next"/>
+          <w:color w:val="1A1A1A"/>
           <w:sz w:val="18"/>
           <w:szCs w:val="18"/>
         </w:rPr>
-        <w:t xml:space="preserve">Step 3</w:t>
-      </w:r>
-      <w:r>
-        <w:rPr>
-          <w:rFonts w:ascii="Avenir Next" w:hAnsi="Avenir Next" w:cs="Avenir Next" w:eastAsia="Avenir Next"/>
-          <w:color w:val="1A1A1A"/>
-          <w:sz w:val="18"/>
-          <w:szCs w:val="18"/>
-        </w:rPr>
         <w:tab/>
       </w:r>
       <w:r>
         <w:rPr>
           <w:rFonts w:ascii="Avenir Next" w:hAnsi="Avenir Next" w:cs="Avenir Next" w:eastAsia="Avenir Next"/>
           <w:color w:val="1A1A1A"/>
+          <w:sz w:val="22"/>
+          <w:szCs w:val="21"/>
+        </w:rPr>
+        <w:t xml:space="preserve">40 + 5 = </w:t>
+      </w:r>
+      <w:r>
+        <w:rPr>
+          <w:rFonts w:ascii="Avenir Next" w:hAnsi="Avenir Next" w:cs="Avenir Next" w:eastAsia="Avenir Next"/>
+          <w:color w:val="1A1A1A"/>
           <w:sz w:val="21"/>
           <w:szCs w:val="21"/>
-        </w:rPr>
-        <w:t xml:space="preserve">40 + 5 = </w:t>
-      </w:r>
-      <w:r>
-        <w:rPr>
-          <w:rFonts w:ascii="Avenir Next" w:hAnsi="Avenir Next" w:cs="Avenir Next" w:eastAsia="Avenir Next"/>
-          <w:color w:val="1A1A1A"/>
-          <w:sz w:val="21"/>
-          <w:szCs w:val="21"/>
           <w:u w:val="single"/>
         </w:rPr>
         <w:t xml:space="preserve">                </w:t>
@@ -2980,7 +2999,7 @@
         <w:rPr>
           <w:rFonts w:ascii="Avenir Next" w:hAnsi="Avenir Next" w:cs="Avenir Next" w:eastAsia="Avenir Next"/>
           <w:color w:val="1A1A1A"/>
-          <w:sz w:val="21"/>
+          <w:sz w:val="22"/>
           <w:szCs w:val="21"/>
         </w:rPr>
         <w:t xml:space="preserve">.</w:t>
@@ -2993,6 +3012,7 @@
     </w:p>
     <w:p>
       <w:pPr>
+        <w:pStyle w:val="Heading2"/>
         <w:keepNext/>
         <w:pBdr>
           <w:bottom w:val="single" w:sz="8" w:space="3" w:color="003A70"/>
@@ -3008,7 +3028,7 @@
           <w:b/>
           <w:color w:val="003A70"/>
           <w:spacing w:val="14"/>
-          <w:sz w:val="19"/>
+          <w:sz w:val="22"/>
           <w:szCs w:val="19"/>
         </w:rPr>
         <w:t xml:space="preserve">YOUR TURN</w:t>
@@ -3027,7 +3047,7 @@
           <w:rFonts w:ascii="Avenir Next" w:hAnsi="Avenir Next" w:cs="Avenir Next" w:eastAsia="Avenir Next"/>
           <w:i/>
           <w:color w:val="5A5F66"/>
-          <w:sz w:val="17"/>
+          <w:sz w:val="22"/>
           <w:szCs w:val="17"/>
         </w:rPr>
         <w:t xml:space="preserve">use the steps on your own</w:t>
@@ -3199,7 +3219,7 @@
                       <w:szCs w:val="22"/>
                       <w:u w:val="single"/>
                     </w:rPr>
-                    <w:t xml:space="preserve">      </w:t>
+                    <w:t xml:space="preserve">          </w:t>
                   </w:r>
                 </w:p>
               </w:tc>
@@ -3261,7 +3281,7 @@
                       <w:szCs w:val="22"/>
                       <w:u w:val="single"/>
                     </w:rPr>
-                    <w:t xml:space="preserve">      </w:t>
+                    <w:t xml:space="preserve">          </w:t>
                   </w:r>
                 </w:p>
               </w:tc>
@@ -3323,7 +3343,7 @@
                       <w:szCs w:val="22"/>
                       <w:u w:val="single"/>
                     </w:rPr>
-                    <w:t xml:space="preserve">      </w:t>
+                    <w:t xml:space="preserve">          </w:t>
                   </w:r>
                 </w:p>
               </w:tc>
@@ -3391,7 +3411,7 @@
                       <w:szCs w:val="22"/>
                       <w:u w:val="single"/>
                     </w:rPr>
-                    <w:t xml:space="preserve">      </w:t>
+                    <w:t xml:space="preserve">          </w:t>
                   </w:r>
                 </w:p>
               </w:tc>
@@ -3453,7 +3473,7 @@
                       <w:szCs w:val="22"/>
                       <w:u w:val="single"/>
                     </w:rPr>
-                    <w:t xml:space="preserve">      </w:t>
+                    <w:t xml:space="preserve">          </w:t>
                   </w:r>
                 </w:p>
               </w:tc>
@@ -3515,7 +3535,7 @@
                       <w:szCs w:val="22"/>
                       <w:u w:val="single"/>
                     </w:rPr>
-                    <w:t xml:space="preserve">      </w:t>
+                    <w:t xml:space="preserve">          </w:t>
                   </w:r>
                 </w:p>
               </w:tc>
@@ -3536,6 +3556,7 @@
     </w:p>
     <w:p>
       <w:pPr>
+        <w:pStyle w:val="Heading2"/>
         <w:keepNext/>
         <w:pBdr>
           <w:bottom w:val="single" w:sz="8" w:space="3" w:color="003A70"/>
@@ -3551,7 +3572,7 @@
           <w:b/>
           <w:color w:val="003A70"/>
           <w:spacing w:val="14"/>
-          <w:sz w:val="19"/>
+          <w:sz w:val="22"/>
           <w:szCs w:val="19"/>
         </w:rPr>
         <w:t xml:space="preserve">READY CHECK</w:t>
@@ -3570,7 +3591,7 @@
           <w:rFonts w:ascii="Avenir Next" w:hAnsi="Avenir Next" w:cs="Avenir Next" w:eastAsia="Avenir Next"/>
           <w:i/>
           <w:color w:val="5A5F66"/>
-          <w:sz w:val="17"/>
+          <w:sz w:val="22"/>
           <w:szCs w:val="17"/>
         </w:rPr>
         <w:t xml:space="preserve">a problem like the one in today’s lesson</w:t>
@@ -3702,25 +3723,25 @@
                       <w:rFonts w:ascii="Avenir Next" w:hAnsi="Avenir Next" w:cs="Avenir Next" w:eastAsia="Avenir Next"/>
                       <w:b/>
                       <w:color w:val="003A70"/>
+                      <w:sz w:val="22"/>
+                      <w:szCs w:val="21"/>
+                    </w:rPr>
+                    <w:t xml:space="preserve">A</w:t>
+                  </w:r>
+                  <w:r>
+                    <w:rPr>
+                      <w:rFonts w:ascii="Avenir Next" w:hAnsi="Avenir Next" w:cs="Avenir Next" w:eastAsia="Avenir Next"/>
+                      <w:color w:val="1A1A1A"/>
                       <w:sz w:val="21"/>
                       <w:szCs w:val="21"/>
                     </w:rPr>
-                    <w:t xml:space="preserve">A</w:t>
-                  </w:r>
-                  <w:r>
-                    <w:rPr>
-                      <w:rFonts w:ascii="Avenir Next" w:hAnsi="Avenir Next" w:cs="Avenir Next" w:eastAsia="Avenir Next"/>
-                      <w:color w:val="1A1A1A"/>
-                      <w:sz w:val="21"/>
-                      <w:szCs w:val="21"/>
-                    </w:rPr>
                     <w:tab/>
                   </w:r>
                   <w:r>
                     <w:rPr>
                       <w:rFonts w:ascii="Avenir Next" w:hAnsi="Avenir Next" w:cs="Avenir Next" w:eastAsia="Avenir Next"/>
                       <w:color w:val="1A1A1A"/>
-                      <w:sz w:val="21"/>
+                      <w:sz w:val="22"/>
                       <w:szCs w:val="21"/>
                     </w:rPr>
                     <w:t xml:space="preserve">15</w:t>
@@ -3745,25 +3766,25 @@
                       <w:rFonts w:ascii="Avenir Next" w:hAnsi="Avenir Next" w:cs="Avenir Next" w:eastAsia="Avenir Next"/>
                       <w:b/>
                       <w:color w:val="003A70"/>
+                      <w:sz w:val="22"/>
+                      <w:szCs w:val="21"/>
+                    </w:rPr>
+                    <w:t xml:space="preserve">B</w:t>
+                  </w:r>
+                  <w:r>
+                    <w:rPr>
+                      <w:rFonts w:ascii="Avenir Next" w:hAnsi="Avenir Next" w:cs="Avenir Next" w:eastAsia="Avenir Next"/>
+                      <w:color w:val="1A1A1A"/>
                       <w:sz w:val="21"/>
                       <w:szCs w:val="21"/>
                     </w:rPr>
-                    <w:t xml:space="preserve">B</w:t>
-                  </w:r>
-                  <w:r>
-                    <w:rPr>
-                      <w:rFonts w:ascii="Avenir Next" w:hAnsi="Avenir Next" w:cs="Avenir Next" w:eastAsia="Avenir Next"/>
-                      <w:color w:val="1A1A1A"/>
-                      <w:sz w:val="21"/>
-                      <w:szCs w:val="21"/>
-                    </w:rPr>
                     <w:tab/>
                   </w:r>
                   <w:r>
                     <w:rPr>
                       <w:rFonts w:ascii="Avenir Next" w:hAnsi="Avenir Next" w:cs="Avenir Next" w:eastAsia="Avenir Next"/>
                       <w:color w:val="1A1A1A"/>
-                      <w:sz w:val="21"/>
+                      <w:sz w:val="22"/>
                       <w:szCs w:val="21"/>
                     </w:rPr>
                     <w:t xml:space="preserve">70</w:t>
@@ -3788,25 +3809,25 @@
                       <w:rFonts w:ascii="Avenir Next" w:hAnsi="Avenir Next" w:cs="Avenir Next" w:eastAsia="Avenir Next"/>
                       <w:b/>
                       <w:color w:val="003A70"/>
+                      <w:sz w:val="22"/>
+                      <w:szCs w:val="21"/>
+                    </w:rPr>
+                    <w:t xml:space="preserve">C</w:t>
+                  </w:r>
+                  <w:r>
+                    <w:rPr>
+                      <w:rFonts w:ascii="Avenir Next" w:hAnsi="Avenir Next" w:cs="Avenir Next" w:eastAsia="Avenir Next"/>
+                      <w:color w:val="1A1A1A"/>
                       <w:sz w:val="21"/>
                       <w:szCs w:val="21"/>
                     </w:rPr>
-                    <w:t xml:space="preserve">C</w:t>
-                  </w:r>
-                  <w:r>
-                    <w:rPr>
-                      <w:rFonts w:ascii="Avenir Next" w:hAnsi="Avenir Next" w:cs="Avenir Next" w:eastAsia="Avenir Next"/>
-                      <w:color w:val="1A1A1A"/>
-                      <w:sz w:val="21"/>
-                      <w:szCs w:val="21"/>
-                    </w:rPr>
                     <w:tab/>
                   </w:r>
                   <w:r>
                     <w:rPr>
                       <w:rFonts w:ascii="Avenir Next" w:hAnsi="Avenir Next" w:cs="Avenir Next" w:eastAsia="Avenir Next"/>
                       <w:color w:val="1A1A1A"/>
-                      <w:sz w:val="21"/>
+                      <w:sz w:val="22"/>
                       <w:szCs w:val="21"/>
                     </w:rPr>
                     <w:t xml:space="preserve">80</w:t>
@@ -3831,25 +3852,25 @@
                       <w:rFonts w:ascii="Avenir Next" w:hAnsi="Avenir Next" w:cs="Avenir Next" w:eastAsia="Avenir Next"/>
                       <w:b/>
                       <w:color w:val="003A70"/>
+                      <w:sz w:val="22"/>
+                      <w:szCs w:val="21"/>
+                    </w:rPr>
+                    <w:t xml:space="preserve">D</w:t>
+                  </w:r>
+                  <w:r>
+                    <w:rPr>
+                      <w:rFonts w:ascii="Avenir Next" w:hAnsi="Avenir Next" w:cs="Avenir Next" w:eastAsia="Avenir Next"/>
+                      <w:color w:val="1A1A1A"/>
                       <w:sz w:val="21"/>
                       <w:szCs w:val="21"/>
                     </w:rPr>
-                    <w:t xml:space="preserve">D</w:t>
-                  </w:r>
-                  <w:r>
-                    <w:rPr>
-                      <w:rFonts w:ascii="Avenir Next" w:hAnsi="Avenir Next" w:cs="Avenir Next" w:eastAsia="Avenir Next"/>
-                      <w:color w:val="1A1A1A"/>
-                      <w:sz w:val="21"/>
-                      <w:szCs w:val="21"/>
-                    </w:rPr>
                     <w:tab/>
                   </w:r>
                   <w:r>
                     <w:rPr>
                       <w:rFonts w:ascii="Avenir Next" w:hAnsi="Avenir Next" w:cs="Avenir Next" w:eastAsia="Avenir Next"/>
                       <w:color w:val="1A1A1A"/>
-                      <w:sz w:val="21"/>
+                      <w:sz w:val="22"/>
                       <w:szCs w:val="21"/>
                     </w:rPr>
                     <w:t xml:space="preserve">375</w:t>
@@ -3898,19 +3919,42 @@
         <w:tblLook w:val="0000" w:firstRow="0" w:lastRow="0" w:firstColumn="0" w:lastColumn="0" w:noHBand="1" w:noVBand="1"/>
       </w:tblPr>
       <w:tblGrid>
-        <w:gridCol w:w="2000"/>
-        <w:gridCol w:w="2300"/>
-        <w:gridCol w:w="2100"/>
-        <w:gridCol w:w="3104"/>
+        <w:gridCol w:w="1750"/>
+        <w:gridCol w:w="2500"/>
+        <w:gridCol w:w="2200"/>
+        <w:gridCol w:w="3054"/>
       </w:tblGrid>
       <w:tr>
         <w:trPr>
           <w:cantSplit/>
-          <w:trHeight w:val="320" w:hRule="atLeast"/>
+          <w:trHeight w:val="300" w:hRule="atLeast"/>
         </w:trPr>
         <w:tc>
           <w:tcPr>
-            <w:tcW w:w="2000" w:type="dxa"/>
+            <w:tcW w:w="1750" w:type="dxa"/>
+            <w:vAlign w:val="center"/>
+          </w:tcPr>
+          <w:p>
+            <w:pPr>
+              <w:pStyle w:val="Heading2"/>
+              <w:spacing w:before="0" w:after="0" w:line="240" w:lineRule="auto"/>
+            </w:pPr>
+            <w:r>
+              <w:rPr>
+                <w:rFonts w:ascii="Avenir Next" w:hAnsi="Avenir Next" w:cs="Avenir Next" w:eastAsia="Avenir Next"/>
+                <w:b/>
+                <w:color w:val="003A70"/>
+                <w:spacing w:val="12"/>
+                <w:sz w:val="15"/>
+                <w:szCs w:val="15"/>
+              </w:rPr>
+              <w:t xml:space="preserve">CHECK YOURSELF</w:t>
+            </w:r>
+          </w:p>
+        </w:tc>
+        <w:tc>
+          <w:tcPr>
+            <w:tcW w:w="2500" w:type="dxa"/>
             <w:vAlign w:val="center"/>
           </w:tcPr>
           <w:p>
@@ -3919,20 +3963,27 @@
             </w:pPr>
             <w:r>
               <w:rPr>
-                <w:rFonts w:ascii="Avenir Next" w:hAnsi="Avenir Next" w:cs="Avenir Next" w:eastAsia="Avenir Next"/>
-                <w:b/>
-                <w:color w:val="003A70"/>
-                <w:spacing w:val="12"/>
-                <w:sz w:val="15"/>
-                <w:szCs w:val="15"/>
-              </w:rPr>
-              <w:t xml:space="preserve">CHECK YOURSELF</w:t>
+                <w:rFonts w:ascii="Arial" w:hAnsi="Arial" w:cs="Arial" w:eastAsia="Arial"/>
+                <w:color w:val="1A1A1A"/>
+                <w:sz w:val="20"/>
+                <w:szCs w:val="20"/>
+              </w:rPr>
+              <w:t xml:space="preserve">□</w:t>
+            </w:r>
+            <w:r>
+              <w:rPr>
+                <w:rFonts w:ascii="Avenir Next" w:hAnsi="Avenir Next" w:cs="Avenir Next" w:eastAsia="Avenir Next"/>
+                <w:color w:val="1A1A1A"/>
+                <w:sz w:val="17"/>
+                <w:szCs w:val="17"/>
+              </w:rPr>
+              <w:t xml:space="preserve">  I can do this on my own</w:t>
             </w:r>
           </w:p>
         </w:tc>
         <w:tc>
           <w:tcPr>
-            <w:tcW w:w="2300" w:type="dxa"/>
+            <w:tcW w:w="2200" w:type="dxa"/>
             <w:vAlign w:val="center"/>
           </w:tcPr>
           <w:p>
@@ -3943,8 +3994,8 @@
               <w:rPr>
                 <w:rFonts w:ascii="Arial" w:hAnsi="Arial" w:cs="Arial" w:eastAsia="Arial"/>
                 <w:color w:val="1A1A1A"/>
-                <w:sz w:val="24"/>
-                <w:szCs w:val="24"/>
+                <w:sz w:val="20"/>
+                <w:szCs w:val="20"/>
               </w:rPr>
               <w:t xml:space="preserve">□</w:t>
             </w:r>
@@ -3955,13 +4006,13 @@
                 <w:sz w:val="17"/>
                 <w:szCs w:val="17"/>
               </w:rPr>
-              <w:t xml:space="preserve">  I can do this on my own</w:t>
+              <w:t xml:space="preserve">  I need a little help</w:t>
             </w:r>
           </w:p>
         </w:tc>
         <w:tc>
           <w:tcPr>
-            <w:tcW w:w="2100" w:type="dxa"/>
+            <w:tcW w:w="3054" w:type="dxa"/>
             <w:vAlign w:val="center"/>
           </w:tcPr>
           <w:p>
@@ -3972,37 +4023,8 @@
               <w:rPr>
                 <w:rFonts w:ascii="Arial" w:hAnsi="Arial" w:cs="Arial" w:eastAsia="Arial"/>
                 <w:color w:val="1A1A1A"/>
-                <w:sz w:val="24"/>
-                <w:szCs w:val="24"/>
-              </w:rPr>
-              <w:t xml:space="preserve">□</w:t>
-            </w:r>
-            <w:r>
-              <w:rPr>
-                <w:rFonts w:ascii="Avenir Next" w:hAnsi="Avenir Next" w:cs="Avenir Next" w:eastAsia="Avenir Next"/>
-                <w:color w:val="1A1A1A"/>
-                <w:sz w:val="17"/>
-                <w:szCs w:val="17"/>
-              </w:rPr>
-              <w:t xml:space="preserve">  I need a little help</w:t>
-            </w:r>
-          </w:p>
-        </w:tc>
-        <w:tc>
-          <w:tcPr>
-            <w:tcW w:w="3104" w:type="dxa"/>
-            <w:vAlign w:val="center"/>
-          </w:tcPr>
-          <w:p>
-            <w:pPr>
-              <w:spacing w:before="0" w:after="0" w:line="240" w:lineRule="auto"/>
-            </w:pPr>
-            <w:r>
-              <w:rPr>
-                <w:rFonts w:ascii="Arial" w:hAnsi="Arial" w:cs="Arial" w:eastAsia="Arial"/>
-                <w:color w:val="1A1A1A"/>
-                <w:sz w:val="24"/>
-                <w:szCs w:val="24"/>
+                <w:sz w:val="20"/>
+                <w:szCs w:val="20"/>
               </w:rPr>
               <w:t xml:space="preserve">□</w:t>
             </w:r>
@@ -4037,7 +4059,7 @@
     <w:sectPr>
       <w:footerReference w:type="default" r:id="rIdFooter1"/>
       <w:pgSz w:w="12240" w:h="15840"/>
-      <w:pgMar w:top="893" w:right="1224" w:bottom="835" w:left="1512" w:header="432" w:footer="432" w:gutter="0"/>
+      <w:pgMar w:top="780" w:right="1224" w:bottom="760" w:left="1512" w:header="432" w:footer="432" w:gutter="0"/>
       <w:cols w:space="720"/>
     </w:sectPr>
   </w:body>
@@ -4117,7 +4139,106 @@
               <w:sz w:val="15"/>
               <w:szCs w:val="15"/>
             </w:rPr>
-            <w:t xml:space="preserve">Lesson 3-4  ·  Session 2  ·  Prerequisite Practice A</w:t>
+            <w:t xml:space="preserve">3-4 · Page </w:t>
+          </w:r>
+          <w:r>
+            <w:rPr>
+              <w:rFonts w:ascii="Avenir Next" w:hAnsi="Avenir Next" w:cs="Avenir Next" w:eastAsia="Avenir Next"/>
+              <w:color w:val="5A5F66"/>
+              <w:sz w:val="15"/>
+              <w:szCs w:val="15"/>
+            </w:rPr>
+            <w:fldChar w:fldCharType="begin"/>
+          </w:r>
+          <w:r>
+            <w:rPr>
+              <w:rFonts w:ascii="Avenir Next" w:hAnsi="Avenir Next" w:cs="Avenir Next" w:eastAsia="Avenir Next"/>
+              <w:color w:val="5A5F66"/>
+              <w:sz w:val="15"/>
+              <w:szCs w:val="15"/>
+            </w:rPr>
+            <w:instrText xml:space="preserve"> PAGE </w:instrText>
+          </w:r>
+          <w:r>
+            <w:rPr>
+              <w:rFonts w:ascii="Avenir Next" w:hAnsi="Avenir Next" w:cs="Avenir Next" w:eastAsia="Avenir Next"/>
+              <w:color w:val="5A5F66"/>
+              <w:sz w:val="15"/>
+              <w:szCs w:val="15"/>
+            </w:rPr>
+            <w:fldChar w:fldCharType="separate"/>
+          </w:r>
+          <w:r>
+            <w:rPr>
+              <w:rFonts w:ascii="Avenir Next" w:hAnsi="Avenir Next" w:cs="Avenir Next" w:eastAsia="Avenir Next"/>
+              <w:color w:val="5A5F66"/>
+              <w:sz w:val="15"/>
+              <w:szCs w:val="15"/>
+            </w:rPr>
+            <w:t xml:space="preserve">1</w:t>
+          </w:r>
+          <w:r>
+            <w:rPr>
+              <w:rFonts w:ascii="Avenir Next" w:hAnsi="Avenir Next" w:cs="Avenir Next" w:eastAsia="Avenir Next"/>
+              <w:color w:val="5A5F66"/>
+              <w:sz w:val="15"/>
+              <w:szCs w:val="15"/>
+            </w:rPr>
+            <w:fldChar w:fldCharType="end"/>
+          </w:r>
+          <w:r>
+            <w:rPr>
+              <w:rFonts w:ascii="Avenir Next" w:hAnsi="Avenir Next" w:cs="Avenir Next" w:eastAsia="Avenir Next"/>
+              <w:color w:val="5A5F66"/>
+              <w:sz w:val="15"/>
+              <w:szCs w:val="15"/>
+            </w:rPr>
+            <w:t xml:space="preserve"> of </w:t>
+          </w:r>
+          <w:r>
+            <w:rPr>
+              <w:rFonts w:ascii="Avenir Next" w:hAnsi="Avenir Next" w:cs="Avenir Next" w:eastAsia="Avenir Next"/>
+              <w:color w:val="5A5F66"/>
+              <w:sz w:val="15"/>
+              <w:szCs w:val="15"/>
+            </w:rPr>
+            <w:fldChar w:fldCharType="begin"/>
+          </w:r>
+          <w:r>
+            <w:rPr>
+              <w:rFonts w:ascii="Avenir Next" w:hAnsi="Avenir Next" w:cs="Avenir Next" w:eastAsia="Avenir Next"/>
+              <w:color w:val="5A5F66"/>
+              <w:sz w:val="15"/>
+              <w:szCs w:val="15"/>
+            </w:rPr>
+            <w:instrText xml:space="preserve"> NUMPAGES </w:instrText>
+          </w:r>
+          <w:r>
+            <w:rPr>
+              <w:rFonts w:ascii="Avenir Next" w:hAnsi="Avenir Next" w:cs="Avenir Next" w:eastAsia="Avenir Next"/>
+              <w:color w:val="5A5F66"/>
+              <w:sz w:val="15"/>
+              <w:szCs w:val="15"/>
+            </w:rPr>
+            <w:fldChar w:fldCharType="separate"/>
+          </w:r>
+          <w:r>
+            <w:rPr>
+              <w:rFonts w:ascii="Avenir Next" w:hAnsi="Avenir Next" w:cs="Avenir Next" w:eastAsia="Avenir Next"/>
+              <w:color w:val="5A5F66"/>
+              <w:sz w:val="15"/>
+              <w:szCs w:val="15"/>
+            </w:rPr>
+            <w:t xml:space="preserve">1</w:t>
+          </w:r>
+          <w:r>
+            <w:rPr>
+              <w:rFonts w:ascii="Avenir Next" w:hAnsi="Avenir Next" w:cs="Avenir Next" w:eastAsia="Avenir Next"/>
+              <w:color w:val="5A5F66"/>
+              <w:sz w:val="15"/>
+              <w:szCs w:val="15"/>
+            </w:rPr>
+            <w:fldChar w:fldCharType="end"/>
           </w:r>
         </w:p>
       </w:tc>
@@ -4160,5 +4281,23 @@
       </w:tblCellMar>
     </w:tblPr>
   </w:style>
+  <w:style w:type="paragraph" w:styleId="Heading1">
+    <w:name w:val="heading 1"/>
+    <w:basedOn w:val="Normal"/>
+    <w:pPr>
+      <w:outlineLvl w:val="0"/>
+      <w:keepNext w:val="0"/>
+      <w:keepLines w:val="0"/>
+    </w:pPr>
+  </w:style>
+  <w:style w:type="paragraph" w:styleId="Heading2">
+    <w:name w:val="heading 2"/>
+    <w:basedOn w:val="Normal"/>
+    <w:pPr>
+      <w:outlineLvl w:val="1"/>
+      <w:keepNext w:val="0"/>
+      <w:keepLines w:val="0"/>
+    </w:pPr>
+  </w:style>
 </w:styles>
 </file>